--- a/sql/SQL  Notes - HR Schema.docx
+++ b/sql/SQL  Notes - HR Schema.docx
@@ -331,22 +331,14 @@
       </w:r>
       <w:proofErr w:type="spellStart"/>
       <w:r>
-        <w:t>first_</w:t>
-      </w:r>
-      <w:proofErr w:type="gramStart"/>
-      <w:r>
-        <w:t>name</w:t>
+        <w:t>first_name</w:t>
       </w:r>
       <w:proofErr w:type="spellEnd"/>
       <w:r>
         <w:t xml:space="preserve">  </w:t>
       </w:r>
       <w:r>
-        <w:t>FROM</w:t>
-      </w:r>
-      <w:proofErr w:type="gramEnd"/>
-      <w:r>
-        <w:t xml:space="preserve"> employees;</w:t>
+        <w:t>FROM employees;</w:t>
       </w:r>
     </w:p>
     <w:p/>
@@ -371,15 +363,7 @@
       </w:r>
       <w:proofErr w:type="spellStart"/>
       <w:r>
-        <w:t>first_</w:t>
-      </w:r>
-      <w:proofErr w:type="gramStart"/>
-      <w:r>
-        <w:t>name,last</w:t>
-      </w:r>
-      <w:proofErr w:type="gramEnd"/>
-      <w:r>
-        <w:t>_name</w:t>
+        <w:t>first_name,last_name</w:t>
       </w:r>
       <w:proofErr w:type="spellEnd"/>
       <w:r>
@@ -462,38 +446,22 @@
       </w:r>
       <w:proofErr w:type="spellStart"/>
       <w:r>
-        <w:t>Employee_</w:t>
-      </w:r>
-      <w:proofErr w:type="gramStart"/>
-      <w:r>
-        <w:t>Name</w:t>
-      </w:r>
-      <w:proofErr w:type="spellEnd"/>
-      <w:r>
-        <w:t xml:space="preserve">,   </w:t>
-      </w:r>
-      <w:proofErr w:type="gramEnd"/>
-      <w:r>
-        <w:t xml:space="preserve">    salary AS </w:t>
-      </w:r>
-      <w:proofErr w:type="spellStart"/>
-      <w:r>
-        <w:t>Monthly_</w:t>
-      </w:r>
-      <w:proofErr w:type="gramStart"/>
-      <w:r>
-        <w:t>Salary</w:t>
+        <w:t>Employee_Name</w:t>
+      </w:r>
+      <w:proofErr w:type="spellEnd"/>
+      <w:r>
+        <w:t xml:space="preserve">,       salary AS </w:t>
+      </w:r>
+      <w:proofErr w:type="spellStart"/>
+      <w:r>
+        <w:t>Monthly_Salary</w:t>
       </w:r>
       <w:proofErr w:type="spellEnd"/>
       <w:r>
         <w:t xml:space="preserve">  </w:t>
       </w:r>
       <w:r>
-        <w:t>FROM</w:t>
-      </w:r>
-      <w:proofErr w:type="gramEnd"/>
-      <w:r>
-        <w:t xml:space="preserve"> employees;</w:t>
+        <w:t>FROM employees;</w:t>
       </w:r>
     </w:p>
     <w:p/>
@@ -533,27 +501,11 @@
       </w:r>
       <w:proofErr w:type="spellStart"/>
       <w:r>
-        <w:t>first_</w:t>
-      </w:r>
-      <w:proofErr w:type="gramStart"/>
-      <w:r>
-        <w:t>name</w:t>
-      </w:r>
-      <w:proofErr w:type="spellEnd"/>
-      <w:r>
-        <w:t xml:space="preserve">,   </w:t>
-      </w:r>
-      <w:proofErr w:type="gramEnd"/>
-      <w:r>
-        <w:t xml:space="preserve">    </w:t>
-      </w:r>
-      <w:proofErr w:type="gramStart"/>
-      <w:r>
-        <w:t xml:space="preserve">salary,   </w:t>
-      </w:r>
-      <w:proofErr w:type="gramEnd"/>
-      <w:r>
-        <w:t xml:space="preserve">    salary*12 AS </w:t>
+        <w:t>first_name</w:t>
+      </w:r>
+      <w:proofErr w:type="spellEnd"/>
+      <w:r>
+        <w:t xml:space="preserve">,       salary,       salary*12 AS </w:t>
       </w:r>
       <w:proofErr w:type="spellStart"/>
       <w:r>
@@ -588,46 +540,22 @@
       </w:r>
       <w:proofErr w:type="spellStart"/>
       <w:r>
-        <w:t>first_</w:t>
-      </w:r>
-      <w:proofErr w:type="gramStart"/>
-      <w:r>
-        <w:t>name</w:t>
-      </w:r>
-      <w:proofErr w:type="spellEnd"/>
-      <w:r>
-        <w:t xml:space="preserve">,   </w:t>
-      </w:r>
-      <w:proofErr w:type="gramEnd"/>
-      <w:r>
-        <w:t xml:space="preserve">    </w:t>
-      </w:r>
-      <w:proofErr w:type="gramStart"/>
-      <w:r>
-        <w:t xml:space="preserve">salary,   </w:t>
-      </w:r>
-      <w:proofErr w:type="gramEnd"/>
-      <w:r>
-        <w:t xml:space="preserve">    salary+5000 AS </w:t>
-      </w:r>
-      <w:proofErr w:type="spellStart"/>
-      <w:r>
-        <w:t>Revised_</w:t>
-      </w:r>
-      <w:proofErr w:type="gramStart"/>
-      <w:r>
-        <w:t>Salary</w:t>
+        <w:t>first_name</w:t>
+      </w:r>
+      <w:proofErr w:type="spellEnd"/>
+      <w:r>
+        <w:t xml:space="preserve">,       salary,       salary+5000 AS </w:t>
+      </w:r>
+      <w:proofErr w:type="spellStart"/>
+      <w:r>
+        <w:t>Revised_Salary</w:t>
       </w:r>
       <w:proofErr w:type="spellEnd"/>
       <w:r>
         <w:t xml:space="preserve">  </w:t>
       </w:r>
       <w:r>
-        <w:t>FROM</w:t>
-      </w:r>
-      <w:proofErr w:type="gramEnd"/>
-      <w:r>
-        <w:t xml:space="preserve"> employees;</w:t>
+        <w:t>FROM employees;</w:t>
       </w:r>
     </w:p>
     <w:p/>
@@ -657,22 +585,14 @@
       </w:r>
       <w:proofErr w:type="spellStart"/>
       <w:r>
-        <w:t>department_</w:t>
-      </w:r>
-      <w:proofErr w:type="gramStart"/>
-      <w:r>
-        <w:t>id</w:t>
+        <w:t>department_id</w:t>
       </w:r>
       <w:proofErr w:type="spellEnd"/>
       <w:r>
         <w:t xml:space="preserve">  </w:t>
       </w:r>
       <w:r>
-        <w:t>FROM</w:t>
-      </w:r>
-      <w:proofErr w:type="gramEnd"/>
-      <w:r>
-        <w:t xml:space="preserve"> employees;</w:t>
+        <w:t>FROM employees;</w:t>
       </w:r>
     </w:p>
     <w:p>
@@ -906,11 +826,7 @@
     </w:p>
     <w:p>
       <w:r>
-        <w:t>salary&gt;=</w:t>
-      </w:r>
-      <w:proofErr w:type="gramStart"/>
-      <w:r>
-        <w:t>5000</w:t>
+        <w:t>salary&gt;=5000</w:t>
       </w:r>
       <w:r>
         <w:t xml:space="preserve">  </w:t>
@@ -918,7 +834,6 @@
       <w:r>
         <w:t>AND</w:t>
       </w:r>
-      <w:proofErr w:type="gramEnd"/>
       <w:r>
         <w:t xml:space="preserve">  </w:t>
       </w:r>
@@ -1077,6 +992,9 @@
     <w:p>
       <w:r>
         <w:t>LIKE '_a%'</w:t>
+      </w:r>
+      <w:r>
+        <w:t xml:space="preserve"> .. for single character</w:t>
       </w:r>
     </w:p>
     <w:p>
@@ -1224,11 +1142,7 @@
       </w:r>
       <w:proofErr w:type="spellStart"/>
       <w:r>
-        <w:t>department_</w:t>
-      </w:r>
-      <w:proofErr w:type="gramStart"/>
-      <w:r>
-        <w:t>id</w:t>
+        <w:t>department_id</w:t>
       </w:r>
       <w:proofErr w:type="spellEnd"/>
       <w:r>
@@ -1238,11 +1152,7 @@
         <w:t xml:space="preserve"> </w:t>
       </w:r>
       <w:r>
-        <w:t xml:space="preserve">  </w:t>
-      </w:r>
-      <w:proofErr w:type="gramEnd"/>
-      <w:r>
-        <w:t>salary DESC;</w:t>
+        <w:t xml:space="preserve">  salary DESC;</w:t>
       </w:r>
     </w:p>
     <w:p/>
@@ -1297,6 +1207,55 @@
     </w:p>
     <w:p>
       <w:pPr>
+        <w:ind w:left="720"/>
+      </w:pPr>
+      <w:r>
+        <w:t>-</w:t>
+      </w:r>
+      <w:r>
+        <w:t xml:space="preserve">select * from employees where </w:t>
+      </w:r>
+      <w:proofErr w:type="spellStart"/>
+      <w:r>
+        <w:t>hire_date</w:t>
+      </w:r>
+      <w:proofErr w:type="spellEnd"/>
+      <w:r>
+        <w:t>&gt;"2007-12-31";</w:t>
+      </w:r>
+    </w:p>
+    <w:p>
+      <w:pPr>
+        <w:ind w:left="720"/>
+      </w:pPr>
+      <w:r>
+        <w:t>Or</w:t>
+      </w:r>
+    </w:p>
+    <w:p>
+      <w:pPr>
+        <w:ind w:left="720"/>
+      </w:pPr>
+      <w:r>
+        <w:t>select * from employees where year(</w:t>
+      </w:r>
+      <w:proofErr w:type="spellStart"/>
+      <w:r>
+        <w:t>hire_date</w:t>
+      </w:r>
+      <w:proofErr w:type="spellEnd"/>
+      <w:r>
+        <w:t>)&gt;200</w:t>
+      </w:r>
+      <w:r>
+        <w:t>7</w:t>
+      </w:r>
+      <w:r>
+        <w:t xml:space="preserve"> ;</w:t>
+      </w:r>
+    </w:p>
+    <w:p>
+      <w:pPr>
         <w:numPr>
           <w:ilvl w:val="0"/>
           <w:numId w:val="2"/>
@@ -1342,306 +1301,583 @@
       <w:r>
         <w:t>COUNT</w:t>
       </w:r>
-    </w:p>
-    <w:p>
+      <w:r>
+        <w:t xml:space="preserve"> ,</w:t>
+      </w:r>
       <w:r>
         <w:t>SUM</w:t>
       </w:r>
-    </w:p>
-    <w:p>
+      <w:r>
+        <w:t xml:space="preserve">,  </w:t>
+      </w:r>
       <w:r>
         <w:t>AVG</w:t>
       </w:r>
-    </w:p>
-    <w:p>
+      <w:r>
+        <w:t xml:space="preserve">, </w:t>
+      </w:r>
       <w:r>
         <w:t>MIN</w:t>
       </w:r>
-    </w:p>
-    <w:p>
+      <w:r>
+        <w:t xml:space="preserve">, </w:t>
+      </w:r>
       <w:r>
         <w:t>MAX</w:t>
       </w:r>
     </w:p>
+    <w:p>
+      <w:pPr>
+        <w:rPr>
+          <w:b/>
+          <w:bCs/>
+        </w:rPr>
+      </w:pPr>
+      <w:r>
+        <w:rPr>
+          <w:b/>
+          <w:bCs/>
+        </w:rPr>
+        <w:t>Count employees</w:t>
+      </w:r>
+    </w:p>
+    <w:p>
+      <w:r>
+        <w:t>SELECT COUNT(*)</w:t>
+      </w:r>
+      <w:r>
+        <w:t xml:space="preserve"> </w:t>
+      </w:r>
+      <w:r>
+        <w:t>FROM employees</w:t>
+      </w:r>
+      <w:r>
+        <w:t>;</w:t>
+      </w:r>
+    </w:p>
+    <w:p>
+      <w:pPr>
+        <w:rPr>
+          <w:b/>
+          <w:bCs/>
+        </w:rPr>
+      </w:pPr>
+      <w:r>
+        <w:rPr>
+          <w:b/>
+          <w:bCs/>
+        </w:rPr>
+        <w:t>Average salary</w:t>
+      </w:r>
+    </w:p>
+    <w:p>
+      <w:r>
+        <w:t>SELECT AVG(salary)</w:t>
+      </w:r>
+      <w:r>
+        <w:t xml:space="preserve"> </w:t>
+      </w:r>
+      <w:r>
+        <w:t>FROM employees;</w:t>
+      </w:r>
+    </w:p>
+    <w:p>
+      <w:pPr>
+        <w:rPr>
+          <w:b/>
+          <w:bCs/>
+        </w:rPr>
+      </w:pPr>
+      <w:r>
+        <w:rPr>
+          <w:b/>
+          <w:bCs/>
+        </w:rPr>
+        <w:t>Highest salary</w:t>
+      </w:r>
+    </w:p>
+    <w:p>
+      <w:r>
+        <w:t>SELECT MAX(salary)</w:t>
+      </w:r>
+      <w:r>
+        <w:t xml:space="preserve"> </w:t>
+      </w:r>
+      <w:r>
+        <w:t>FROM employees;</w:t>
+      </w:r>
+    </w:p>
+    <w:p>
+      <w:pPr>
+        <w:rPr>
+          <w:b/>
+          <w:bCs/>
+        </w:rPr>
+      </w:pPr>
+      <w:r>
+        <w:rPr>
+          <w:b/>
+          <w:bCs/>
+        </w:rPr>
+        <w:t>Lowest salary</w:t>
+      </w:r>
+    </w:p>
+    <w:p>
+      <w:r>
+        <w:t>SELECT MIN(salary)</w:t>
+      </w:r>
+      <w:r>
+        <w:t xml:space="preserve"> </w:t>
+      </w:r>
+      <w:r>
+        <w:t>FROM employees;</w:t>
+      </w:r>
+    </w:p>
+    <w:p>
+      <w:pPr>
+        <w:rPr>
+          <w:b/>
+          <w:bCs/>
+        </w:rPr>
+      </w:pPr>
+      <w:r>
+        <w:rPr>
+          <w:b/>
+          <w:bCs/>
+        </w:rPr>
+        <w:t>Total salary</w:t>
+      </w:r>
+    </w:p>
+    <w:p>
+      <w:r>
+        <w:t>SELECT SUM(salary)</w:t>
+      </w:r>
+      <w:r>
+        <w:t xml:space="preserve"> </w:t>
+      </w:r>
+      <w:r>
+        <w:t>FROM employees;</w:t>
+      </w:r>
+    </w:p>
     <w:p/>
     <w:p>
       <w:r>
-        <w:t>Count employees</w:t>
+        <w:t>Wrong :</w:t>
       </w:r>
     </w:p>
     <w:p>
       <w:r>
         <w:t xml:space="preserve">SELECT </w:t>
       </w:r>
-      <w:proofErr w:type="gramStart"/>
-      <w:r>
-        <w:t>COUNT(</w:t>
-      </w:r>
-      <w:proofErr w:type="gramEnd"/>
-      <w:r>
-        <w:t>*)</w:t>
-      </w:r>
-    </w:p>
-    <w:p>
+      <w:proofErr w:type="spellStart"/>
+      <w:r>
+        <w:t>employee_id</w:t>
+      </w:r>
+      <w:proofErr w:type="spellEnd"/>
+      <w:r>
+        <w:t xml:space="preserve">, </w:t>
+      </w:r>
+      <w:r>
+        <w:t>SUM(salary)</w:t>
+      </w:r>
+      <w:r>
+        <w:t xml:space="preserve"> </w:t>
+      </w:r>
       <w:r>
         <w:t>FROM employees;</w:t>
       </w:r>
     </w:p>
     <w:p/>
     <w:p>
+      <w:pPr>
+        <w:rPr>
+          <w:b/>
+          <w:bCs/>
+        </w:rPr>
+      </w:pPr>
+      <w:r>
+        <w:rPr>
+          <w:b/>
+          <w:bCs/>
+        </w:rPr>
+        <w:t>Remember</w:t>
+      </w:r>
+    </w:p>
+    <w:p>
+      <w:pPr>
+        <w:rPr>
+          <w:b/>
+          <w:bCs/>
+        </w:rPr>
+      </w:pPr>
+      <w:r>
+        <w:rPr>
+          <w:b/>
+          <w:bCs/>
+        </w:rPr>
+        <w:t>Aggregate functions return one row.</w:t>
+      </w:r>
+    </w:p>
+    <w:p/>
+    <w:p>
+      <w:pPr>
+        <w:rPr>
+          <w:b/>
+          <w:bCs/>
+        </w:rPr>
+      </w:pPr>
+    </w:p>
+    <w:p>
+      <w:pPr>
+        <w:rPr>
+          <w:b/>
+          <w:bCs/>
+        </w:rPr>
+      </w:pPr>
+    </w:p>
+    <w:p>
+      <w:pPr>
+        <w:rPr>
+          <w:b/>
+          <w:bCs/>
+        </w:rPr>
+      </w:pPr>
+    </w:p>
+    <w:p>
+      <w:pPr>
+        <w:rPr>
+          <w:b/>
+          <w:bCs/>
+        </w:rPr>
+      </w:pPr>
+    </w:p>
+    <w:p>
+      <w:pPr>
+        <w:rPr>
+          <w:b/>
+          <w:bCs/>
+        </w:rPr>
+      </w:pPr>
+    </w:p>
+    <w:p>
+      <w:pPr>
+        <w:rPr>
+          <w:b/>
+          <w:bCs/>
+        </w:rPr>
+      </w:pPr>
+    </w:p>
+    <w:p>
+      <w:pPr>
+        <w:rPr>
+          <w:b/>
+          <w:bCs/>
+        </w:rPr>
+      </w:pPr>
+    </w:p>
+    <w:p>
+      <w:pPr>
+        <w:rPr>
+          <w:b/>
+          <w:bCs/>
+        </w:rPr>
+      </w:pPr>
+      <w:r>
+        <w:rPr>
+          <w:b/>
+          <w:bCs/>
+        </w:rPr>
+        <w:t xml:space="preserve">5. GROUP BY </w:t>
+      </w:r>
+    </w:p>
+    <w:p>
+      <w:r>
+        <w:t>Without GROUP BY</w:t>
+      </w:r>
+    </w:p>
+    <w:p>
       <w:r>
         <w:t>Average salary</w:t>
       </w:r>
     </w:p>
     <w:p>
       <w:r>
-        <w:t xml:space="preserve">SELECT </w:t>
-      </w:r>
-      <w:proofErr w:type="gramStart"/>
-      <w:r>
-        <w:t>AVG(</w:t>
-      </w:r>
-      <w:proofErr w:type="gramEnd"/>
-      <w:r>
-        <w:t>salary)</w:t>
-      </w:r>
-    </w:p>
-    <w:p>
-      <w:r>
-        <w:t>FROM employees;</w:t>
-      </w:r>
-    </w:p>
-    <w:p>
-      <w:r>
-        <w:pict w14:anchorId="7466F00F">
+        <w:t>Output</w:t>
+      </w:r>
+    </w:p>
+    <w:p>
+      <w:r>
+        <w:t>6500</w:t>
+      </w:r>
+    </w:p>
+    <w:p>
+      <w:r>
+        <w:t>Question answered:</w:t>
+      </w:r>
+    </w:p>
+    <w:p>
+      <w:r>
+        <w:t>"What is the average salary?"</w:t>
+      </w:r>
+    </w:p>
+    <w:p>
+      <w:r>
+        <w:pict w14:anchorId="7C6EB92E">
           <v:rect id="_x0000_i1028" style="width:0;height:1.5pt" o:hralign="center" o:hrstd="t" o:hr="t" fillcolor="#a0a0a0" stroked="f"/>
         </w:pict>
       </w:r>
     </w:p>
     <w:p>
-      <w:r>
-        <w:t>Highest salary</w:t>
+      <w:pPr>
+        <w:rPr>
+          <w:b/>
+          <w:bCs/>
+        </w:rPr>
+      </w:pPr>
+      <w:r>
+        <w:rPr>
+          <w:b/>
+          <w:bCs/>
+        </w:rPr>
+        <w:t>With GROUP BY</w:t>
+      </w:r>
+    </w:p>
+    <w:p>
+      <w:r>
+        <w:t>Average salary of EACH department</w:t>
       </w:r>
     </w:p>
     <w:p>
       <w:r>
         <w:t xml:space="preserve">SELECT </w:t>
       </w:r>
-      <w:proofErr w:type="gramStart"/>
-      <w:r>
-        <w:t>MAX(</w:t>
-      </w:r>
-      <w:proofErr w:type="gramEnd"/>
-      <w:r>
-        <w:t>salary)</w:t>
-      </w:r>
-    </w:p>
-    <w:p>
-      <w:r>
-        <w:t>FROM employees;</w:t>
-      </w:r>
-    </w:p>
-    <w:p>
-      <w:r>
-        <w:pict w14:anchorId="2C145A86">
+      <w:proofErr w:type="spellStart"/>
+      <w:r>
+        <w:t>department_id</w:t>
+      </w:r>
+      <w:proofErr w:type="spellEnd"/>
+      <w:r>
+        <w:t>,       AVG(salary)</w:t>
+      </w:r>
+      <w:r>
+        <w:t xml:space="preserve"> </w:t>
+      </w:r>
+      <w:r>
+        <w:t>FROM employees</w:t>
+      </w:r>
+      <w:r>
+        <w:t xml:space="preserve"> </w:t>
+      </w:r>
+      <w:r>
+        <w:t xml:space="preserve">GROUP BY </w:t>
+      </w:r>
+      <w:proofErr w:type="spellStart"/>
+      <w:r>
+        <w:t>department_id</w:t>
+      </w:r>
+      <w:proofErr w:type="spellEnd"/>
+      <w:r>
+        <w:t>;</w:t>
+      </w:r>
+    </w:p>
+    <w:p>
+      <w:pPr>
+        <w:rPr>
+          <w:b/>
+          <w:bCs/>
+        </w:rPr>
+      </w:pPr>
+      <w:r>
+        <w:rPr>
+          <w:b/>
+          <w:bCs/>
+        </w:rPr>
+        <w:t>Output</w:t>
+      </w:r>
+    </w:p>
+    <w:p>
+      <w:r>
+        <w:t>10   4400</w:t>
+      </w:r>
+    </w:p>
+    <w:p>
+      <w:r>
+        <w:t>20   9000</w:t>
+      </w:r>
+    </w:p>
+    <w:p>
+      <w:r>
+        <w:t>30   5200</w:t>
+      </w:r>
+    </w:p>
+    <w:p>
+      <w:r>
+        <w:t>40   7000</w:t>
+      </w:r>
+    </w:p>
+    <w:p>
+      <w:r>
+        <w:t>Count employees in each department</w:t>
+      </w:r>
+    </w:p>
+    <w:p>
+      <w:r>
+        <w:t xml:space="preserve">SELECT </w:t>
+      </w:r>
+      <w:proofErr w:type="spellStart"/>
+      <w:r>
+        <w:t>department_id</w:t>
+      </w:r>
+      <w:proofErr w:type="spellEnd"/>
+      <w:r>
+        <w:t>,</w:t>
+      </w:r>
+      <w:r>
+        <w:t xml:space="preserve"> </w:t>
+      </w:r>
+      <w:r>
+        <w:t xml:space="preserve">       COUNT(*)</w:t>
+      </w:r>
+      <w:r>
+        <w:t xml:space="preserve"> </w:t>
+      </w:r>
+      <w:r>
+        <w:t>FROM employees</w:t>
+      </w:r>
+      <w:r>
+        <w:t xml:space="preserve">  </w:t>
+      </w:r>
+      <w:r>
+        <w:t xml:space="preserve">GROUP BY </w:t>
+      </w:r>
+      <w:proofErr w:type="spellStart"/>
+      <w:r>
+        <w:t>department_id</w:t>
+      </w:r>
+      <w:proofErr w:type="spellEnd"/>
+      <w:r>
+        <w:t>;</w:t>
+      </w:r>
+    </w:p>
+    <w:p>
+      <w:r>
+        <w:pict w14:anchorId="5DD736FA">
           <v:rect id="_x0000_i1029" style="width:0;height:1.5pt" o:hralign="center" o:hrstd="t" o:hr="t" fillcolor="#a0a0a0" stroked="f"/>
         </w:pict>
       </w:r>
     </w:p>
     <w:p>
-      <w:r>
-        <w:t>Lowest salary</w:t>
+      <w:pPr>
+        <w:rPr>
+          <w:b/>
+          <w:bCs/>
+        </w:rPr>
+      </w:pPr>
+      <w:r>
+        <w:rPr>
+          <w:b/>
+          <w:bCs/>
+        </w:rPr>
+        <w:t>Maximum salary</w:t>
       </w:r>
     </w:p>
     <w:p>
       <w:r>
         <w:t xml:space="preserve">SELECT </w:t>
       </w:r>
-      <w:proofErr w:type="gramStart"/>
-      <w:r>
-        <w:t>MIN(</w:t>
-      </w:r>
-      <w:proofErr w:type="gramEnd"/>
-      <w:r>
-        <w:t>salary)</w:t>
-      </w:r>
-    </w:p>
-    <w:p>
-      <w:r>
-        <w:t>FROM employees;</w:t>
-      </w:r>
-    </w:p>
-    <w:p>
-      <w:r>
-        <w:pict w14:anchorId="23E18FE3">
+      <w:proofErr w:type="spellStart"/>
+      <w:r>
+        <w:t>department_id</w:t>
+      </w:r>
+      <w:proofErr w:type="spellEnd"/>
+      <w:r>
+        <w:t>,</w:t>
+      </w:r>
+      <w:r>
+        <w:t xml:space="preserve"> </w:t>
+      </w:r>
+      <w:r>
+        <w:t xml:space="preserve">       MAX(salary)</w:t>
+      </w:r>
+      <w:r>
+        <w:t xml:space="preserve"> </w:t>
+      </w:r>
+      <w:r>
+        <w:t>FROM employees</w:t>
+      </w:r>
+      <w:r>
+        <w:t xml:space="preserve"> </w:t>
+      </w:r>
+      <w:r>
+        <w:t xml:space="preserve">GROUP BY </w:t>
+      </w:r>
+      <w:proofErr w:type="spellStart"/>
+      <w:r>
+        <w:t>department_id</w:t>
+      </w:r>
+      <w:proofErr w:type="spellEnd"/>
+      <w:r>
+        <w:t>;</w:t>
+      </w:r>
+    </w:p>
+    <w:p>
+      <w:r>
+        <w:pict w14:anchorId="246502D1">
           <v:rect id="_x0000_i1030" style="width:0;height:1.5pt" o:hralign="center" o:hrstd="t" o:hr="t" fillcolor="#a0a0a0" stroked="f"/>
         </w:pict>
       </w:r>
     </w:p>
     <w:p>
-      <w:r>
-        <w:t>Total salary</w:t>
+      <w:pPr>
+        <w:rPr>
+          <w:b/>
+          <w:bCs/>
+        </w:rPr>
+      </w:pPr>
+      <w:r>
+        <w:rPr>
+          <w:b/>
+          <w:bCs/>
+        </w:rPr>
+        <w:t>HAVING</w:t>
+      </w:r>
+      <w:r>
+        <w:rPr>
+          <w:b/>
+          <w:bCs/>
+        </w:rPr>
+        <w:t xml:space="preserve"> – Restrict Groups</w:t>
+      </w:r>
+    </w:p>
+    <w:p>
+      <w:r>
+        <w:t>Example</w:t>
       </w:r>
     </w:p>
     <w:p>
       <w:r>
         <w:t xml:space="preserve">SELECT </w:t>
       </w:r>
-      <w:proofErr w:type="gramStart"/>
-      <w:r>
-        <w:t>SUM(</w:t>
-      </w:r>
-      <w:proofErr w:type="gramEnd"/>
-      <w:r>
-        <w:t>salary)</w:t>
-      </w:r>
-    </w:p>
-    <w:p>
-      <w:r>
-        <w:t>FROM employees;</w:t>
-      </w:r>
-    </w:p>
-    <w:p/>
-    <w:p>
-      <w:pPr>
-        <w:rPr>
-          <w:b/>
-          <w:bCs/>
-        </w:rPr>
-      </w:pPr>
-      <w:r>
-        <w:rPr>
-          <w:b/>
-          <w:bCs/>
-        </w:rPr>
-        <w:t>Remember</w:t>
-      </w:r>
-    </w:p>
-    <w:p>
-      <w:pPr>
-        <w:rPr>
-          <w:b/>
-          <w:bCs/>
-        </w:rPr>
-      </w:pPr>
-      <w:r>
-        <w:rPr>
-          <w:b/>
-          <w:bCs/>
-        </w:rPr>
-        <w:t>Aggregate functions return one row.</w:t>
-      </w:r>
-    </w:p>
-    <w:p/>
-    <w:p>
-      <w:pPr>
-        <w:rPr>
-          <w:b/>
-          <w:bCs/>
-        </w:rPr>
-      </w:pPr>
-      <w:r>
-        <w:rPr>
-          <w:b/>
-          <w:bCs/>
-        </w:rPr>
-        <w:t xml:space="preserve">5. GROUP BY </w:t>
-      </w:r>
-    </w:p>
-    <w:p>
-      <w:r>
-        <w:t>Without GROUP BY</w:t>
-      </w:r>
-    </w:p>
-    <w:p>
-      <w:r>
-        <w:t>Average salary</w:t>
-      </w:r>
-    </w:p>
-    <w:p>
-      <w:r>
-        <w:t>Output</w:t>
-      </w:r>
-    </w:p>
-    <w:p>
-      <w:r>
-        <w:t>6500</w:t>
-      </w:r>
-    </w:p>
-    <w:p>
-      <w:r>
-        <w:t>Question answered:</w:t>
-      </w:r>
-    </w:p>
-    <w:p>
-      <w:r>
-        <w:t>"What is the average salary?"</w:t>
-      </w:r>
-    </w:p>
-    <w:p>
-      <w:r>
-        <w:pict w14:anchorId="7C6EB92E">
-          <v:rect id="_x0000_i1031" style="width:0;height:1.5pt" o:hralign="center" o:hrstd="t" o:hr="t" fillcolor="#a0a0a0" stroked="f"/>
-        </w:pict>
-      </w:r>
-    </w:p>
-    <w:p>
-      <w:pPr>
-        <w:rPr>
-          <w:b/>
-          <w:bCs/>
-        </w:rPr>
-      </w:pPr>
-      <w:r>
-        <w:rPr>
-          <w:b/>
-          <w:bCs/>
-        </w:rPr>
-        <w:t>With GROUP BY</w:t>
-      </w:r>
-    </w:p>
-    <w:p>
-      <w:r>
-        <w:t>Average salary of EACH department</w:t>
-      </w:r>
-    </w:p>
-    <w:p>
-      <w:r>
-        <w:t xml:space="preserve">SELECT </w:t>
-      </w:r>
-      <w:proofErr w:type="spellStart"/>
-      <w:r>
-        <w:t>department_</w:t>
-      </w:r>
-      <w:proofErr w:type="gramStart"/>
-      <w:r>
-        <w:t>id</w:t>
-      </w:r>
-      <w:proofErr w:type="spellEnd"/>
-      <w:r>
-        <w:t xml:space="preserve">,   </w:t>
-      </w:r>
-      <w:proofErr w:type="gramEnd"/>
-      <w:r>
-        <w:t xml:space="preserve">    </w:t>
-      </w:r>
-      <w:proofErr w:type="gramStart"/>
-      <w:r>
-        <w:t>AVG(</w:t>
-      </w:r>
-      <w:proofErr w:type="gramEnd"/>
-      <w:r>
-        <w:t>salary)</w:t>
-      </w:r>
-      <w:r>
-        <w:t xml:space="preserve"> </w:t>
-      </w:r>
+      <w:proofErr w:type="spellStart"/>
+      <w:r>
+        <w:t>department_id</w:t>
+      </w:r>
+      <w:proofErr w:type="spellEnd"/>
+      <w:r>
+        <w:t>,</w:t>
+      </w:r>
+    </w:p>
+    <w:p>
+      <w:r>
+        <w:t xml:space="preserve">       AVG(salary)</w:t>
+      </w:r>
+    </w:p>
+    <w:p>
       <w:r>
         <w:t>FROM employees</w:t>
       </w:r>
-      <w:r>
-        <w:t xml:space="preserve"> </w:t>
-      </w:r>
+    </w:p>
+    <w:p>
       <w:r>
         <w:t xml:space="preserve">GROUP BY </w:t>
       </w:r>
@@ -1650,277 +1886,11 @@
         <w:t>department_id</w:t>
       </w:r>
       <w:proofErr w:type="spellEnd"/>
-      <w:r>
-        <w:t>;</w:t>
-      </w:r>
-    </w:p>
-    <w:p>
-      <w:pPr>
-        <w:rPr>
-          <w:b/>
-          <w:bCs/>
-        </w:rPr>
-      </w:pPr>
-      <w:r>
-        <w:rPr>
-          <w:b/>
-          <w:bCs/>
-        </w:rPr>
-        <w:t>Output</w:t>
-      </w:r>
-    </w:p>
-    <w:p>
-      <w:r>
-        <w:t>10   4400</w:t>
-      </w:r>
-    </w:p>
-    <w:p>
-      <w:r>
-        <w:t>20   9000</w:t>
-      </w:r>
-    </w:p>
-    <w:p>
-      <w:r>
-        <w:t>30   5200</w:t>
-      </w:r>
-    </w:p>
-    <w:p>
-      <w:r>
-        <w:t>40   7000</w:t>
-      </w:r>
-    </w:p>
-    <w:p>
-      <w:r>
-        <w:t>Count employees in each department</w:t>
-      </w:r>
-    </w:p>
-    <w:p>
-      <w:r>
-        <w:t xml:space="preserve">SELECT </w:t>
-      </w:r>
-      <w:proofErr w:type="spellStart"/>
-      <w:r>
-        <w:t>department_</w:t>
-      </w:r>
-      <w:proofErr w:type="gramStart"/>
-      <w:r>
-        <w:t>id</w:t>
-      </w:r>
-      <w:proofErr w:type="spellEnd"/>
-      <w:r>
-        <w:t>,</w:t>
-      </w:r>
-      <w:r>
-        <w:t xml:space="preserve"> </w:t>
-      </w:r>
-      <w:r>
-        <w:t xml:space="preserve">  </w:t>
-      </w:r>
-      <w:proofErr w:type="gramEnd"/>
-      <w:r>
-        <w:t xml:space="preserve">     </w:t>
-      </w:r>
-      <w:proofErr w:type="gramStart"/>
-      <w:r>
-        <w:t>COUNT(</w:t>
-      </w:r>
-      <w:proofErr w:type="gramEnd"/>
-      <w:r>
-        <w:t>*)</w:t>
-      </w:r>
-      <w:r>
-        <w:t xml:space="preserve"> </w:t>
-      </w:r>
-      <w:r>
-        <w:t xml:space="preserve">FROM </w:t>
-      </w:r>
-      <w:proofErr w:type="gramStart"/>
-      <w:r>
-        <w:t>employees</w:t>
-      </w:r>
-      <w:r>
-        <w:t xml:space="preserve">  </w:t>
-      </w:r>
-      <w:r>
-        <w:t>GROUP</w:t>
-      </w:r>
-      <w:proofErr w:type="gramEnd"/>
-      <w:r>
-        <w:t xml:space="preserve"> BY </w:t>
-      </w:r>
-      <w:proofErr w:type="spellStart"/>
-      <w:r>
-        <w:t>department_id</w:t>
-      </w:r>
-      <w:proofErr w:type="spellEnd"/>
-      <w:r>
-        <w:t>;</w:t>
-      </w:r>
-    </w:p>
-    <w:p>
-      <w:r>
-        <w:pict w14:anchorId="5DD736FA">
-          <v:rect id="_x0000_i1032" style="width:0;height:1.5pt" o:hralign="center" o:hrstd="t" o:hr="t" fillcolor="#a0a0a0" stroked="f"/>
-        </w:pict>
-      </w:r>
-    </w:p>
-    <w:p>
-      <w:pPr>
-        <w:rPr>
-          <w:b/>
-          <w:bCs/>
-        </w:rPr>
-      </w:pPr>
-      <w:r>
-        <w:rPr>
-          <w:b/>
-          <w:bCs/>
-        </w:rPr>
-        <w:t>Maximum salary</w:t>
-      </w:r>
-    </w:p>
-    <w:p>
-      <w:r>
-        <w:t xml:space="preserve">SELECT </w:t>
-      </w:r>
-      <w:proofErr w:type="spellStart"/>
-      <w:r>
-        <w:t>department_</w:t>
-      </w:r>
-      <w:proofErr w:type="gramStart"/>
-      <w:r>
-        <w:t>id</w:t>
-      </w:r>
-      <w:proofErr w:type="spellEnd"/>
-      <w:r>
-        <w:t>,</w:t>
-      </w:r>
-      <w:r>
-        <w:t xml:space="preserve"> </w:t>
-      </w:r>
-      <w:r>
-        <w:t xml:space="preserve">  </w:t>
-      </w:r>
-      <w:proofErr w:type="gramEnd"/>
-      <w:r>
-        <w:t xml:space="preserve">     </w:t>
-      </w:r>
-      <w:proofErr w:type="gramStart"/>
-      <w:r>
-        <w:t>MAX(</w:t>
-      </w:r>
-      <w:proofErr w:type="gramEnd"/>
-      <w:r>
-        <w:t>salary)</w:t>
-      </w:r>
-      <w:r>
-        <w:t xml:space="preserve"> </w:t>
-      </w:r>
-      <w:r>
-        <w:t>FROM employees</w:t>
-      </w:r>
-      <w:r>
-        <w:t xml:space="preserve"> </w:t>
-      </w:r>
-      <w:r>
-        <w:t xml:space="preserve">GROUP BY </w:t>
-      </w:r>
-      <w:proofErr w:type="spellStart"/>
-      <w:r>
-        <w:t>department_id</w:t>
-      </w:r>
-      <w:proofErr w:type="spellEnd"/>
-      <w:r>
-        <w:t>;</w:t>
-      </w:r>
-    </w:p>
-    <w:p>
-      <w:r>
-        <w:pict w14:anchorId="246502D1">
-          <v:rect id="_x0000_i1033" style="width:0;height:1.5pt" o:hralign="center" o:hrstd="t" o:hr="t" fillcolor="#a0a0a0" stroked="f"/>
-        </w:pict>
-      </w:r>
-    </w:p>
-    <w:p>
-      <w:pPr>
-        <w:rPr>
-          <w:b/>
-          <w:bCs/>
-        </w:rPr>
-      </w:pPr>
-      <w:r>
-        <w:rPr>
-          <w:b/>
-          <w:bCs/>
-        </w:rPr>
-        <w:t>HAVING</w:t>
-      </w:r>
-      <w:r>
-        <w:rPr>
-          <w:b/>
-          <w:bCs/>
-        </w:rPr>
-        <w:t xml:space="preserve"> – Restrict Groups</w:t>
-      </w:r>
-    </w:p>
-    <w:p>
-      <w:r>
-        <w:t>Example</w:t>
-      </w:r>
-    </w:p>
-    <w:p>
-      <w:r>
-        <w:t xml:space="preserve">SELECT </w:t>
-      </w:r>
-      <w:proofErr w:type="spellStart"/>
-      <w:r>
-        <w:t>department_id</w:t>
-      </w:r>
-      <w:proofErr w:type="spellEnd"/>
-      <w:r>
-        <w:t>,</w:t>
-      </w:r>
-    </w:p>
-    <w:p>
-      <w:r>
-        <w:t xml:space="preserve">       </w:t>
-      </w:r>
-      <w:proofErr w:type="gramStart"/>
-      <w:r>
-        <w:t>AVG(</w:t>
-      </w:r>
-      <w:proofErr w:type="gramEnd"/>
-      <w:r>
-        <w:t>salary)</w:t>
-      </w:r>
-    </w:p>
-    <w:p>
-      <w:r>
-        <w:t>FROM employees</w:t>
-      </w:r>
     </w:p>
     <w:p>
       <w:r>
         <w:lastRenderedPageBreak/>
-        <w:t xml:space="preserve">GROUP BY </w:t>
-      </w:r>
-      <w:proofErr w:type="spellStart"/>
-      <w:r>
-        <w:t>department_id</w:t>
-      </w:r>
-      <w:proofErr w:type="spellEnd"/>
-    </w:p>
-    <w:p>
-      <w:r>
-        <w:t xml:space="preserve">HAVING </w:t>
-      </w:r>
-      <w:proofErr w:type="gramStart"/>
-      <w:r>
-        <w:t>AVG(</w:t>
-      </w:r>
-      <w:proofErr w:type="gramEnd"/>
-      <w:r>
-        <w:t>salary)&gt;8000;</w:t>
+        <w:t>HAVING AVG(salary)&gt;8000;</w:t>
       </w:r>
     </w:p>
     <w:p/>
@@ -2069,6 +2039,424 @@
     <w:p>
       <w:r>
         <w:pict w14:anchorId="7F153371">
+          <v:rect id="_x0000_i1031" style="width:0;height:1.5pt" o:hralign="center" o:hrstd="t" o:hr="t" fillcolor="#a0a0a0" stroked="f"/>
+        </w:pict>
+      </w:r>
+    </w:p>
+    <w:p>
+      <w:pPr>
+        <w:rPr>
+          <w:b/>
+          <w:bCs/>
+        </w:rPr>
+      </w:pPr>
+      <w:r>
+        <w:rPr>
+          <w:b/>
+          <w:bCs/>
+        </w:rPr>
+        <w:t>INNER JOIN</w:t>
+      </w:r>
+    </w:p>
+    <w:p>
+      <w:r>
+        <w:t xml:space="preserve">SELECT </w:t>
+      </w:r>
+      <w:proofErr w:type="spellStart"/>
+      <w:r>
+        <w:t>e.first_name</w:t>
+      </w:r>
+      <w:proofErr w:type="spellEnd"/>
+      <w:r>
+        <w:t>,</w:t>
+      </w:r>
+    </w:p>
+    <w:p>
+      <w:r>
+        <w:t xml:space="preserve">       </w:t>
+      </w:r>
+      <w:proofErr w:type="spellStart"/>
+      <w:r>
+        <w:t>d.department_name</w:t>
+      </w:r>
+      <w:proofErr w:type="spellEnd"/>
+    </w:p>
+    <w:p>
+      <w:r>
+        <w:t>FROM employees e</w:t>
+      </w:r>
+    </w:p>
+    <w:p>
+      <w:r>
+        <w:t>JOIN departments d</w:t>
+      </w:r>
+    </w:p>
+    <w:p>
+      <w:r>
+        <w:t xml:space="preserve">ON </w:t>
+      </w:r>
+      <w:proofErr w:type="spellStart"/>
+      <w:r>
+        <w:t>e.department_id</w:t>
+      </w:r>
+      <w:proofErr w:type="spellEnd"/>
+      <w:r>
+        <w:t>=</w:t>
+      </w:r>
+      <w:proofErr w:type="spellStart"/>
+      <w:r>
+        <w:t>d.department_id</w:t>
+      </w:r>
+      <w:proofErr w:type="spellEnd"/>
+      <w:r>
+        <w:t>;</w:t>
+      </w:r>
+    </w:p>
+    <w:p>
+      <w:r>
+        <w:pict w14:anchorId="6B6373EE">
+          <v:rect id="_x0000_i1032" style="width:0;height:1.5pt" o:hralign="center" o:hrstd="t" o:hr="t" fillcolor="#a0a0a0" stroked="f"/>
+        </w:pict>
+      </w:r>
+    </w:p>
+    <w:p>
+      <w:r>
+        <w:lastRenderedPageBreak/>
+        <w:t>Visual</w:t>
+      </w:r>
+    </w:p>
+    <w:p>
+      <w:r>
+        <w:t>Employees</w:t>
+      </w:r>
+    </w:p>
+    <w:p/>
+    <w:p>
+      <w:proofErr w:type="spellStart"/>
+      <w:r>
+        <w:t>department_id</w:t>
+      </w:r>
+      <w:proofErr w:type="spellEnd"/>
+    </w:p>
+    <w:p>
+      <w:r>
+        <w:t xml:space="preserve">      |</w:t>
+      </w:r>
+    </w:p>
+    <w:p>
+      <w:r>
+        <w:t xml:space="preserve">      |</w:t>
+      </w:r>
+    </w:p>
+    <w:p>
+      <w:r>
+        <w:t xml:space="preserve">      |</w:t>
+      </w:r>
+    </w:p>
+    <w:p>
+      <w:r>
+        <w:t>Departments</w:t>
+      </w:r>
+    </w:p>
+    <w:p/>
+    <w:p>
+      <w:proofErr w:type="spellStart"/>
+      <w:r>
+        <w:t>department_id</w:t>
+      </w:r>
+      <w:proofErr w:type="spellEnd"/>
+    </w:p>
+    <w:p>
+      <w:r>
+        <w:pict w14:anchorId="6163514B">
+          <v:rect id="_x0000_i1033" style="width:0;height:1.5pt" o:hralign="center" o:hrstd="t" o:hr="t" fillcolor="#a0a0a0" stroked="f"/>
+        </w:pict>
+      </w:r>
+    </w:p>
+    <w:p>
+      <w:pPr>
+        <w:rPr>
+          <w:b/>
+          <w:bCs/>
+        </w:rPr>
+      </w:pPr>
+      <w:r>
+        <w:rPr>
+          <w:b/>
+          <w:bCs/>
+        </w:rPr>
+        <w:t>Join Three Tables</w:t>
+      </w:r>
+    </w:p>
+    <w:p>
+      <w:r>
+        <w:t>Employee</w:t>
+      </w:r>
+    </w:p>
+    <w:p>
+      <w:r>
+        <w:t>↓</w:t>
+      </w:r>
+    </w:p>
+    <w:p>
+      <w:r>
+        <w:t>Department</w:t>
+      </w:r>
+    </w:p>
+    <w:p>
+      <w:r>
+        <w:t>↓</w:t>
+      </w:r>
+    </w:p>
+    <w:p>
+      <w:r>
+        <w:t>Location</w:t>
+      </w:r>
+    </w:p>
+    <w:p>
+      <w:r>
+        <w:t xml:space="preserve">SELECT </w:t>
+      </w:r>
+      <w:proofErr w:type="spellStart"/>
+      <w:r>
+        <w:t>e.first_name</w:t>
+      </w:r>
+      <w:proofErr w:type="spellEnd"/>
+      <w:r>
+        <w:t>,</w:t>
+      </w:r>
+    </w:p>
+    <w:p>
+      <w:r>
+        <w:t xml:space="preserve">       </w:t>
+      </w:r>
+      <w:proofErr w:type="spellStart"/>
+      <w:r>
+        <w:t>d.department_name</w:t>
+      </w:r>
+      <w:proofErr w:type="spellEnd"/>
+      <w:r>
+        <w:t>,</w:t>
+      </w:r>
+    </w:p>
+    <w:p>
+      <w:r>
+        <w:t xml:space="preserve">       </w:t>
+      </w:r>
+      <w:proofErr w:type="spellStart"/>
+      <w:r>
+        <w:t>l.city</w:t>
+      </w:r>
+      <w:proofErr w:type="spellEnd"/>
+    </w:p>
+    <w:p>
+      <w:r>
+        <w:t>FROM employees e</w:t>
+      </w:r>
+    </w:p>
+    <w:p>
+      <w:r>
+        <w:t>JOIN departments d</w:t>
+      </w:r>
+    </w:p>
+    <w:p>
+      <w:r>
+        <w:t xml:space="preserve">ON </w:t>
+      </w:r>
+      <w:proofErr w:type="spellStart"/>
+      <w:r>
+        <w:t>e.department_id</w:t>
+      </w:r>
+      <w:proofErr w:type="spellEnd"/>
+      <w:r>
+        <w:t>=</w:t>
+      </w:r>
+      <w:proofErr w:type="spellStart"/>
+      <w:r>
+        <w:t>d.department_id</w:t>
+      </w:r>
+      <w:proofErr w:type="spellEnd"/>
+    </w:p>
+    <w:p>
+      <w:r>
+        <w:t>JOIN locations l</w:t>
+      </w:r>
+    </w:p>
+    <w:p>
+      <w:r>
+        <w:t xml:space="preserve">ON </w:t>
+      </w:r>
+      <w:proofErr w:type="spellStart"/>
+      <w:r>
+        <w:t>d.location_id</w:t>
+      </w:r>
+      <w:proofErr w:type="spellEnd"/>
+      <w:r>
+        <w:t>=</w:t>
+      </w:r>
+      <w:proofErr w:type="spellStart"/>
+      <w:r>
+        <w:t>l.location_id</w:t>
+      </w:r>
+      <w:proofErr w:type="spellEnd"/>
+      <w:r>
+        <w:t>;</w:t>
+      </w:r>
+    </w:p>
+    <w:p/>
+    <w:p>
+      <w:pPr>
+        <w:rPr>
+          <w:b/>
+          <w:bCs/>
+        </w:rPr>
+      </w:pPr>
+      <w:r>
+        <w:rPr>
+          <w:b/>
+          <w:bCs/>
+        </w:rPr>
+        <w:t>Join Four Tables</w:t>
+      </w:r>
+    </w:p>
+    <w:p>
+      <w:r>
+        <w:t>Employee</w:t>
+      </w:r>
+      <w:r>
+        <w:t xml:space="preserve"> -&gt;</w:t>
+      </w:r>
+      <w:r>
+        <w:t>Department</w:t>
+      </w:r>
+      <w:r>
+        <w:t xml:space="preserve"> -&gt; Location -&gt; </w:t>
+      </w:r>
+      <w:r>
+        <w:t>Country</w:t>
+      </w:r>
+    </w:p>
+    <w:p>
+      <w:r>
+        <w:t xml:space="preserve">SELECT </w:t>
+      </w:r>
+      <w:proofErr w:type="spellStart"/>
+      <w:r>
+        <w:t>e.first_name</w:t>
+      </w:r>
+      <w:proofErr w:type="spellEnd"/>
+      <w:r>
+        <w:t>,</w:t>
+      </w:r>
+      <w:r>
+        <w:t xml:space="preserve"> </w:t>
+      </w:r>
+      <w:r>
+        <w:t xml:space="preserve">       </w:t>
+      </w:r>
+      <w:proofErr w:type="spellStart"/>
+      <w:r>
+        <w:t>d.department_name</w:t>
+      </w:r>
+      <w:proofErr w:type="spellEnd"/>
+      <w:r>
+        <w:t xml:space="preserve">,       </w:t>
+      </w:r>
+      <w:proofErr w:type="spellStart"/>
+      <w:r>
+        <w:t>l.city</w:t>
+      </w:r>
+      <w:proofErr w:type="spellEnd"/>
+      <w:r>
+        <w:t xml:space="preserve">,       </w:t>
+      </w:r>
+      <w:proofErr w:type="spellStart"/>
+      <w:r>
+        <w:t>c.country_name</w:t>
+      </w:r>
+      <w:proofErr w:type="spellEnd"/>
+    </w:p>
+    <w:p>
+      <w:r>
+        <w:t>FROM employees e</w:t>
+      </w:r>
+    </w:p>
+    <w:p>
+      <w:r>
+        <w:t>JOIN departments d</w:t>
+      </w:r>
+    </w:p>
+    <w:p>
+      <w:r>
+        <w:lastRenderedPageBreak/>
+        <w:t xml:space="preserve">ON </w:t>
+      </w:r>
+      <w:proofErr w:type="spellStart"/>
+      <w:r>
+        <w:t>e.department_id</w:t>
+      </w:r>
+      <w:proofErr w:type="spellEnd"/>
+      <w:r>
+        <w:t>=</w:t>
+      </w:r>
+      <w:proofErr w:type="spellStart"/>
+      <w:r>
+        <w:t>d.department_id</w:t>
+      </w:r>
+      <w:proofErr w:type="spellEnd"/>
+    </w:p>
+    <w:p>
+      <w:r>
+        <w:t>JOIN locations l</w:t>
+      </w:r>
+    </w:p>
+    <w:p>
+      <w:r>
+        <w:t xml:space="preserve">ON </w:t>
+      </w:r>
+      <w:proofErr w:type="spellStart"/>
+      <w:r>
+        <w:t>d.location_id</w:t>
+      </w:r>
+      <w:proofErr w:type="spellEnd"/>
+      <w:r>
+        <w:t>=</w:t>
+      </w:r>
+      <w:proofErr w:type="spellStart"/>
+      <w:r>
+        <w:t>l.location_id</w:t>
+      </w:r>
+      <w:proofErr w:type="spellEnd"/>
+    </w:p>
+    <w:p>
+      <w:r>
+        <w:t>JOIN countries c</w:t>
+      </w:r>
+    </w:p>
+    <w:p>
+      <w:r>
+        <w:t xml:space="preserve">ON </w:t>
+      </w:r>
+      <w:proofErr w:type="spellStart"/>
+      <w:r>
+        <w:t>l.country_id</w:t>
+      </w:r>
+      <w:proofErr w:type="spellEnd"/>
+      <w:r>
+        <w:t>=</w:t>
+      </w:r>
+      <w:proofErr w:type="spellStart"/>
+      <w:r>
+        <w:t>c.country_id</w:t>
+      </w:r>
+      <w:proofErr w:type="spellEnd"/>
+      <w:r>
+        <w:t>;</w:t>
+      </w:r>
+    </w:p>
+    <w:p>
+      <w:r>
+        <w:pict w14:anchorId="40D97C74">
           <v:rect id="_x0000_i1034" style="width:0;height:1.5pt" o:hralign="center" o:hrstd="t" o:hr="t" fillcolor="#a0a0a0" stroked="f"/>
         </w:pict>
       </w:r>
@@ -2080,30 +2468,53 @@
           <w:bCs/>
         </w:rPr>
       </w:pPr>
-      <w:r>
-        <w:rPr>
-          <w:b/>
-          <w:bCs/>
-        </w:rPr>
-        <w:t>INNER JOIN</w:t>
-      </w:r>
+      <w:proofErr w:type="spellStart"/>
+      <w:r>
+        <w:rPr>
+          <w:b/>
+          <w:bCs/>
+        </w:rPr>
+        <w:t>Self Join</w:t>
+      </w:r>
+      <w:proofErr w:type="spellEnd"/>
+    </w:p>
+    <w:p>
+      <w:r>
+        <w:t>Manager is also an employee.</w:t>
+      </w:r>
+    </w:p>
+    <w:p>
+      <w:r>
+        <w:t>Employees</w:t>
+      </w:r>
+    </w:p>
+    <w:p/>
+    <w:p>
+      <w:proofErr w:type="spellStart"/>
+      <w:r>
+        <w:t>employee_id</w:t>
+      </w:r>
+      <w:proofErr w:type="spellEnd"/>
+    </w:p>
+    <w:p/>
+    <w:p>
+      <w:proofErr w:type="spellStart"/>
+      <w:r>
+        <w:t>manager_id</w:t>
+      </w:r>
+      <w:proofErr w:type="spellEnd"/>
     </w:p>
     <w:p>
       <w:r>
         <w:t xml:space="preserve">SELECT </w:t>
       </w:r>
       <w:proofErr w:type="spellStart"/>
-      <w:proofErr w:type="gramStart"/>
-      <w:r>
-        <w:t>e.first</w:t>
-      </w:r>
-      <w:proofErr w:type="gramEnd"/>
-      <w:r>
-        <w:t>_name</w:t>
-      </w:r>
-      <w:proofErr w:type="spellEnd"/>
-      <w:r>
-        <w:t>,</w:t>
+      <w:r>
+        <w:t>e.first_name</w:t>
+      </w:r>
+      <w:proofErr w:type="spellEnd"/>
+      <w:r>
+        <w:t xml:space="preserve"> Employee,</w:t>
       </w:r>
     </w:p>
     <w:p>
@@ -2112,9 +2523,12 @@
       </w:r>
       <w:proofErr w:type="spellStart"/>
       <w:r>
-        <w:t>d.department_name</w:t>
-      </w:r>
-      <w:proofErr w:type="spellEnd"/>
+        <w:t>m.first_name</w:t>
+      </w:r>
+      <w:proofErr w:type="spellEnd"/>
+      <w:r>
+        <w:t xml:space="preserve"> Manager</w:t>
+      </w:r>
     </w:p>
     <w:p>
       <w:r>
@@ -2123,7 +2537,7 @@
     </w:p>
     <w:p>
       <w:r>
-        <w:t>JOIN departments d</w:t>
+        <w:t>JOIN employees m</w:t>
       </w:r>
     </w:p>
     <w:p>
@@ -2131,578 +2545,16 @@
         <w:t xml:space="preserve">ON </w:t>
       </w:r>
       <w:proofErr w:type="spellStart"/>
-      <w:proofErr w:type="gramStart"/>
-      <w:r>
-        <w:t>e.department</w:t>
-      </w:r>
-      <w:proofErr w:type="gramEnd"/>
-      <w:r>
-        <w:t>_id</w:t>
+      <w:r>
+        <w:t>e.manager_id</w:t>
       </w:r>
       <w:proofErr w:type="spellEnd"/>
       <w:r>
         <w:t>=</w:t>
       </w:r>
       <w:proofErr w:type="spellStart"/>
-      <w:proofErr w:type="gramStart"/>
-      <w:r>
-        <w:t>d.department</w:t>
-      </w:r>
-      <w:proofErr w:type="gramEnd"/>
-      <w:r>
-        <w:t>_id</w:t>
-      </w:r>
-      <w:proofErr w:type="spellEnd"/>
-      <w:r>
-        <w:t>;</w:t>
-      </w:r>
-    </w:p>
-    <w:p>
-      <w:r>
-        <w:lastRenderedPageBreak/>
-        <w:pict w14:anchorId="6B6373EE">
-          <v:rect id="_x0000_i1035" style="width:0;height:1.5pt" o:hralign="center" o:hrstd="t" o:hr="t" fillcolor="#a0a0a0" stroked="f"/>
-        </w:pict>
-      </w:r>
-    </w:p>
-    <w:p>
-      <w:r>
-        <w:t>Visual</w:t>
-      </w:r>
-    </w:p>
-    <w:p>
-      <w:r>
-        <w:t>Employees</w:t>
-      </w:r>
-    </w:p>
-    <w:p/>
-    <w:p>
-      <w:proofErr w:type="spellStart"/>
-      <w:r>
-        <w:t>department_id</w:t>
-      </w:r>
-      <w:proofErr w:type="spellEnd"/>
-    </w:p>
-    <w:p>
-      <w:r>
-        <w:t xml:space="preserve">      |</w:t>
-      </w:r>
-    </w:p>
-    <w:p>
-      <w:r>
-        <w:t xml:space="preserve">      |</w:t>
-      </w:r>
-    </w:p>
-    <w:p>
-      <w:r>
-        <w:t xml:space="preserve">      |</w:t>
-      </w:r>
-    </w:p>
-    <w:p>
-      <w:r>
-        <w:t>Departments</w:t>
-      </w:r>
-    </w:p>
-    <w:p/>
-    <w:p>
-      <w:proofErr w:type="spellStart"/>
-      <w:r>
-        <w:t>department_id</w:t>
-      </w:r>
-      <w:proofErr w:type="spellEnd"/>
-    </w:p>
-    <w:p>
-      <w:r>
-        <w:pict w14:anchorId="6163514B">
-          <v:rect id="_x0000_i1036" style="width:0;height:1.5pt" o:hralign="center" o:hrstd="t" o:hr="t" fillcolor="#a0a0a0" stroked="f"/>
-        </w:pict>
-      </w:r>
-    </w:p>
-    <w:p>
-      <w:pPr>
-        <w:rPr>
-          <w:b/>
-          <w:bCs/>
-        </w:rPr>
-      </w:pPr>
-      <w:r>
-        <w:rPr>
-          <w:b/>
-          <w:bCs/>
-        </w:rPr>
-        <w:t>Join Three Tables</w:t>
-      </w:r>
-    </w:p>
-    <w:p>
-      <w:r>
-        <w:t>Employee</w:t>
-      </w:r>
-    </w:p>
-    <w:p>
-      <w:r>
-        <w:t>↓</w:t>
-      </w:r>
-    </w:p>
-    <w:p>
-      <w:r>
-        <w:t>Department</w:t>
-      </w:r>
-    </w:p>
-    <w:p>
-      <w:r>
-        <w:t>↓</w:t>
-      </w:r>
-    </w:p>
-    <w:p>
-      <w:r>
-        <w:t>Location</w:t>
-      </w:r>
-    </w:p>
-    <w:p>
-      <w:r>
-        <w:t xml:space="preserve">SELECT </w:t>
-      </w:r>
-      <w:proofErr w:type="spellStart"/>
-      <w:proofErr w:type="gramStart"/>
-      <w:r>
-        <w:t>e.first</w:t>
-      </w:r>
-      <w:proofErr w:type="gramEnd"/>
-      <w:r>
-        <w:t>_name</w:t>
-      </w:r>
-      <w:proofErr w:type="spellEnd"/>
-      <w:r>
-        <w:t>,</w:t>
-      </w:r>
-    </w:p>
-    <w:p>
-      <w:r>
-        <w:t xml:space="preserve">       </w:t>
-      </w:r>
-      <w:proofErr w:type="spellStart"/>
-      <w:r>
-        <w:t>d.department_name</w:t>
-      </w:r>
-      <w:proofErr w:type="spellEnd"/>
-      <w:r>
-        <w:t>,</w:t>
-      </w:r>
-    </w:p>
-    <w:p>
-      <w:r>
-        <w:t xml:space="preserve">       </w:t>
-      </w:r>
-      <w:proofErr w:type="spellStart"/>
-      <w:r>
-        <w:t>l.city</w:t>
-      </w:r>
-      <w:proofErr w:type="spellEnd"/>
-    </w:p>
-    <w:p>
-      <w:r>
-        <w:t>FROM employees e</w:t>
-      </w:r>
-    </w:p>
-    <w:p>
-      <w:r>
-        <w:t>JOIN departments d</w:t>
-      </w:r>
-    </w:p>
-    <w:p>
-      <w:r>
-        <w:t xml:space="preserve">ON </w:t>
-      </w:r>
-      <w:proofErr w:type="spellStart"/>
-      <w:proofErr w:type="gramStart"/>
-      <w:r>
-        <w:t>e.department</w:t>
-      </w:r>
-      <w:proofErr w:type="gramEnd"/>
-      <w:r>
-        <w:t>_id</w:t>
-      </w:r>
-      <w:proofErr w:type="spellEnd"/>
-      <w:r>
-        <w:t>=</w:t>
-      </w:r>
-      <w:proofErr w:type="spellStart"/>
-      <w:proofErr w:type="gramStart"/>
-      <w:r>
-        <w:t>d.department</w:t>
-      </w:r>
-      <w:proofErr w:type="gramEnd"/>
-      <w:r>
-        <w:t>_id</w:t>
-      </w:r>
-      <w:proofErr w:type="spellEnd"/>
-    </w:p>
-    <w:p>
-      <w:r>
-        <w:t>JOIN locations l</w:t>
-      </w:r>
-    </w:p>
-    <w:p>
-      <w:r>
-        <w:t xml:space="preserve">ON </w:t>
-      </w:r>
-      <w:proofErr w:type="spellStart"/>
-      <w:proofErr w:type="gramStart"/>
-      <w:r>
-        <w:t>d.location</w:t>
-      </w:r>
-      <w:proofErr w:type="gramEnd"/>
-      <w:r>
-        <w:t>_id</w:t>
-      </w:r>
-      <w:proofErr w:type="spellEnd"/>
-      <w:r>
-        <w:t>=</w:t>
-      </w:r>
-      <w:proofErr w:type="spellStart"/>
-      <w:proofErr w:type="gramStart"/>
-      <w:r>
-        <w:t>l.location</w:t>
-      </w:r>
-      <w:proofErr w:type="gramEnd"/>
-      <w:r>
-        <w:t>_id</w:t>
-      </w:r>
-      <w:proofErr w:type="spellEnd"/>
-      <w:r>
-        <w:t>;</w:t>
-      </w:r>
-    </w:p>
-    <w:p/>
-    <w:p>
-      <w:pPr>
-        <w:rPr>
-          <w:b/>
-          <w:bCs/>
-        </w:rPr>
-      </w:pPr>
-      <w:r>
-        <w:rPr>
-          <w:b/>
-          <w:bCs/>
-        </w:rPr>
-        <w:t>Join Four Tables</w:t>
-      </w:r>
-    </w:p>
-    <w:p>
-      <w:r>
-        <w:t>Employee</w:t>
-      </w:r>
-      <w:r>
-        <w:t xml:space="preserve"> -&gt;</w:t>
-      </w:r>
-      <w:r>
-        <w:t>Department</w:t>
-      </w:r>
-      <w:r>
-        <w:t xml:space="preserve"> -&gt; Location -&gt; </w:t>
-      </w:r>
-      <w:r>
-        <w:t>Country</w:t>
-      </w:r>
-    </w:p>
-    <w:p>
-      <w:r>
-        <w:t xml:space="preserve">SELECT </w:t>
-      </w:r>
-      <w:proofErr w:type="spellStart"/>
-      <w:proofErr w:type="gramStart"/>
-      <w:r>
-        <w:t>e.first</w:t>
-      </w:r>
-      <w:proofErr w:type="gramEnd"/>
-      <w:r>
-        <w:t>_</w:t>
-      </w:r>
-      <w:proofErr w:type="gramStart"/>
-      <w:r>
-        <w:t>name</w:t>
-      </w:r>
-      <w:proofErr w:type="spellEnd"/>
-      <w:r>
-        <w:t>,</w:t>
-      </w:r>
-      <w:r>
-        <w:t xml:space="preserve"> </w:t>
-      </w:r>
-      <w:r>
-        <w:t xml:space="preserve">  </w:t>
-      </w:r>
-      <w:proofErr w:type="gramEnd"/>
-      <w:r>
-        <w:t xml:space="preserve">     </w:t>
-      </w:r>
-      <w:proofErr w:type="spellStart"/>
-      <w:proofErr w:type="gramStart"/>
-      <w:r>
-        <w:t>d.department</w:t>
-      </w:r>
-      <w:proofErr w:type="gramEnd"/>
-      <w:r>
-        <w:t>_</w:t>
-      </w:r>
-      <w:proofErr w:type="gramStart"/>
-      <w:r>
-        <w:t>name</w:t>
-      </w:r>
-      <w:proofErr w:type="spellEnd"/>
-      <w:r>
-        <w:t xml:space="preserve">,   </w:t>
-      </w:r>
-      <w:proofErr w:type="gramEnd"/>
-      <w:r>
-        <w:t xml:space="preserve">    </w:t>
-      </w:r>
-      <w:proofErr w:type="spellStart"/>
-      <w:proofErr w:type="gramStart"/>
-      <w:r>
-        <w:t>l.city</w:t>
-      </w:r>
-      <w:proofErr w:type="spellEnd"/>
-      <w:proofErr w:type="gramEnd"/>
-      <w:r>
-        <w:t xml:space="preserve">,       </w:t>
-      </w:r>
-      <w:proofErr w:type="spellStart"/>
-      <w:proofErr w:type="gramStart"/>
-      <w:r>
-        <w:t>c.country</w:t>
-      </w:r>
-      <w:proofErr w:type="gramEnd"/>
-      <w:r>
-        <w:t>_name</w:t>
-      </w:r>
-      <w:proofErr w:type="spellEnd"/>
-    </w:p>
-    <w:p>
-      <w:r>
-        <w:t>FROM employees e</w:t>
-      </w:r>
-    </w:p>
-    <w:p>
-      <w:r>
-        <w:lastRenderedPageBreak/>
-        <w:t>JOIN departments d</w:t>
-      </w:r>
-    </w:p>
-    <w:p>
-      <w:r>
-        <w:t xml:space="preserve">ON </w:t>
-      </w:r>
-      <w:proofErr w:type="spellStart"/>
-      <w:proofErr w:type="gramStart"/>
-      <w:r>
-        <w:t>e.department</w:t>
-      </w:r>
-      <w:proofErr w:type="gramEnd"/>
-      <w:r>
-        <w:t>_id</w:t>
-      </w:r>
-      <w:proofErr w:type="spellEnd"/>
-      <w:r>
-        <w:t>=</w:t>
-      </w:r>
-      <w:proofErr w:type="spellStart"/>
-      <w:proofErr w:type="gramStart"/>
-      <w:r>
-        <w:t>d.department</w:t>
-      </w:r>
-      <w:proofErr w:type="gramEnd"/>
-      <w:r>
-        <w:t>_id</w:t>
-      </w:r>
-      <w:proofErr w:type="spellEnd"/>
-    </w:p>
-    <w:p>
-      <w:r>
-        <w:t>JOIN locations l</w:t>
-      </w:r>
-    </w:p>
-    <w:p>
-      <w:r>
-        <w:t xml:space="preserve">ON </w:t>
-      </w:r>
-      <w:proofErr w:type="spellStart"/>
-      <w:proofErr w:type="gramStart"/>
-      <w:r>
-        <w:t>d.location</w:t>
-      </w:r>
-      <w:proofErr w:type="gramEnd"/>
-      <w:r>
-        <w:t>_id</w:t>
-      </w:r>
-      <w:proofErr w:type="spellEnd"/>
-      <w:r>
-        <w:t>=</w:t>
-      </w:r>
-      <w:proofErr w:type="spellStart"/>
-      <w:proofErr w:type="gramStart"/>
-      <w:r>
-        <w:t>l.location</w:t>
-      </w:r>
-      <w:proofErr w:type="gramEnd"/>
-      <w:r>
-        <w:t>_id</w:t>
-      </w:r>
-      <w:proofErr w:type="spellEnd"/>
-    </w:p>
-    <w:p>
-      <w:r>
-        <w:t>JOIN countries c</w:t>
-      </w:r>
-    </w:p>
-    <w:p>
-      <w:r>
-        <w:t xml:space="preserve">ON </w:t>
-      </w:r>
-      <w:proofErr w:type="spellStart"/>
-      <w:proofErr w:type="gramStart"/>
-      <w:r>
-        <w:t>l.country</w:t>
-      </w:r>
-      <w:proofErr w:type="gramEnd"/>
-      <w:r>
-        <w:t>_id</w:t>
-      </w:r>
-      <w:proofErr w:type="spellEnd"/>
-      <w:r>
-        <w:t>=</w:t>
-      </w:r>
-      <w:proofErr w:type="spellStart"/>
-      <w:proofErr w:type="gramStart"/>
-      <w:r>
-        <w:t>c.country</w:t>
-      </w:r>
-      <w:proofErr w:type="gramEnd"/>
-      <w:r>
-        <w:t>_id</w:t>
-      </w:r>
-      <w:proofErr w:type="spellEnd"/>
-      <w:r>
-        <w:t>;</w:t>
-      </w:r>
-    </w:p>
-    <w:p>
-      <w:r>
-        <w:pict w14:anchorId="40D97C74">
-          <v:rect id="_x0000_i1037" style="width:0;height:1.5pt" o:hralign="center" o:hrstd="t" o:hr="t" fillcolor="#a0a0a0" stroked="f"/>
-        </w:pict>
-      </w:r>
-    </w:p>
-    <w:p>
-      <w:pPr>
-        <w:rPr>
-          <w:b/>
-          <w:bCs/>
-        </w:rPr>
-      </w:pPr>
-      <w:proofErr w:type="spellStart"/>
-      <w:r>
-        <w:rPr>
-          <w:b/>
-          <w:bCs/>
-        </w:rPr>
-        <w:t>Self Join</w:t>
-      </w:r>
-      <w:proofErr w:type="spellEnd"/>
-    </w:p>
-    <w:p>
-      <w:r>
-        <w:t>Manager is also an employee.</w:t>
-      </w:r>
-    </w:p>
-    <w:p>
-      <w:r>
-        <w:t>Employees</w:t>
-      </w:r>
-    </w:p>
-    <w:p/>
-    <w:p>
-      <w:proofErr w:type="spellStart"/>
-      <w:r>
-        <w:t>employee_id</w:t>
-      </w:r>
-      <w:proofErr w:type="spellEnd"/>
-    </w:p>
-    <w:p/>
-    <w:p>
-      <w:proofErr w:type="spellStart"/>
-      <w:r>
-        <w:t>manager_id</w:t>
-      </w:r>
-      <w:proofErr w:type="spellEnd"/>
-    </w:p>
-    <w:p>
-      <w:r>
-        <w:t xml:space="preserve">SELECT </w:t>
-      </w:r>
-      <w:proofErr w:type="spellStart"/>
-      <w:proofErr w:type="gramStart"/>
-      <w:r>
-        <w:t>e.first</w:t>
-      </w:r>
-      <w:proofErr w:type="gramEnd"/>
-      <w:r>
-        <w:t>_name</w:t>
-      </w:r>
-      <w:proofErr w:type="spellEnd"/>
-      <w:r>
-        <w:t xml:space="preserve"> Employee,</w:t>
-      </w:r>
-    </w:p>
-    <w:p>
-      <w:r>
-        <w:t xml:space="preserve">       </w:t>
-      </w:r>
-      <w:proofErr w:type="spellStart"/>
-      <w:r>
-        <w:t>m.first_name</w:t>
-      </w:r>
-      <w:proofErr w:type="spellEnd"/>
-      <w:r>
-        <w:t xml:space="preserve"> Manager</w:t>
-      </w:r>
-    </w:p>
-    <w:p>
-      <w:r>
-        <w:t>FROM employees e</w:t>
-      </w:r>
-    </w:p>
-    <w:p>
-      <w:r>
-        <w:t>JOIN employees m</w:t>
-      </w:r>
-    </w:p>
-    <w:p>
-      <w:r>
-        <w:t xml:space="preserve">ON </w:t>
-      </w:r>
-      <w:proofErr w:type="spellStart"/>
-      <w:proofErr w:type="gramStart"/>
-      <w:r>
-        <w:t>e.manager</w:t>
-      </w:r>
-      <w:proofErr w:type="gramEnd"/>
-      <w:r>
-        <w:t>_id</w:t>
-      </w:r>
-      <w:proofErr w:type="spellEnd"/>
-      <w:r>
-        <w:t>=</w:t>
-      </w:r>
-      <w:proofErr w:type="spellStart"/>
-      <w:proofErr w:type="gramStart"/>
-      <w:r>
-        <w:t>m.employee</w:t>
-      </w:r>
-      <w:proofErr w:type="gramEnd"/>
-      <w:r>
-        <w:t>_id</w:t>
+      <w:r>
+        <w:t>m.employee_id</w:t>
       </w:r>
       <w:proofErr w:type="spellEnd"/>
       <w:r>
@@ -2822,10 +2674,665 @@
     </w:p>
     <w:p>
       <w:r>
+        <w:t>Solve a smaller problem first.</w:t>
+      </w:r>
+    </w:p>
+    <w:p/>
+    <w:p>
+      <w:pPr>
+        <w:rPr>
+          <w:b/>
+          <w:bCs/>
+        </w:rPr>
+      </w:pPr>
+      <w:r>
+        <w:rPr>
+          <w:b/>
+          <w:bCs/>
+        </w:rPr>
+        <w:t>Example</w:t>
+      </w:r>
+    </w:p>
+    <w:p>
+      <w:pPr>
+        <w:rPr>
+          <w:b/>
+          <w:bCs/>
+        </w:rPr>
+      </w:pPr>
+      <w:r>
+        <w:rPr>
+          <w:b/>
+          <w:bCs/>
+        </w:rPr>
+        <w:t>Who earns more than Abel?</w:t>
+      </w:r>
+    </w:p>
+    <w:p>
+      <w:pPr>
+        <w:rPr>
+          <w:b/>
+          <w:bCs/>
+        </w:rPr>
+      </w:pPr>
+      <w:r>
+        <w:rPr>
+          <w:b/>
+          <w:bCs/>
+        </w:rPr>
+        <w:t>Step 1</w:t>
+      </w:r>
+    </w:p>
+    <w:p>
+      <w:pPr>
+        <w:rPr>
+          <w:b/>
+          <w:bCs/>
+        </w:rPr>
+      </w:pPr>
+      <w:r>
+        <w:rPr>
+          <w:b/>
+          <w:bCs/>
+        </w:rPr>
+        <w:t>Find Abel's salary.</w:t>
+      </w:r>
+    </w:p>
+    <w:p>
+      <w:r>
+        <w:t>SELECT salary</w:t>
+      </w:r>
+    </w:p>
+    <w:p>
+      <w:r>
+        <w:t>FROM employees</w:t>
+      </w:r>
+    </w:p>
+    <w:p>
+      <w:r>
+        <w:t xml:space="preserve">WHERE </w:t>
+      </w:r>
+      <w:proofErr w:type="spellStart"/>
+      <w:r>
+        <w:t>first_name</w:t>
+      </w:r>
+      <w:proofErr w:type="spellEnd"/>
+      <w:r>
+        <w:t>='Abel';</w:t>
+      </w:r>
+    </w:p>
+    <w:p>
+      <w:r>
+        <w:t>Suppose</w:t>
+      </w:r>
+    </w:p>
+    <w:p>
+      <w:r>
+        <w:t>11000</w:t>
+      </w:r>
+    </w:p>
+    <w:p>
+      <w:r>
+        <w:t>Step 2</w:t>
+      </w:r>
+    </w:p>
+    <w:p>
+      <w:r>
+        <w:t>Find employees earning more.</w:t>
+      </w:r>
+    </w:p>
+    <w:p>
+      <w:r>
+        <w:t>SELECT *FROM employees</w:t>
+      </w:r>
+      <w:r>
+        <w:t xml:space="preserve"> </w:t>
+      </w:r>
+      <w:r>
+        <w:t>WHERE salary&gt;</w:t>
+      </w:r>
+      <w:r>
+        <w:t xml:space="preserve"> </w:t>
+      </w:r>
+      <w:r>
+        <w:t>(</w:t>
+      </w:r>
+    </w:p>
+    <w:p>
+      <w:r>
+        <w:t>SELECT salary</w:t>
+      </w:r>
+    </w:p>
+    <w:p>
+      <w:r>
+        <w:t>FROM employees</w:t>
+      </w:r>
+    </w:p>
+    <w:p>
+      <w:r>
+        <w:t xml:space="preserve">WHERE </w:t>
+      </w:r>
+      <w:proofErr w:type="spellStart"/>
+      <w:r>
+        <w:t>first_name</w:t>
+      </w:r>
+      <w:proofErr w:type="spellEnd"/>
+      <w:r>
+        <w:t>='Abel'</w:t>
+      </w:r>
+    </w:p>
+    <w:p>
+      <w:r>
+        <w:t>);</w:t>
+      </w:r>
+    </w:p>
+    <w:p/>
+    <w:p>
+      <w:pPr>
+        <w:rPr>
+          <w:b/>
+          <w:bCs/>
+        </w:rPr>
+      </w:pPr>
+      <w:r>
+        <w:rPr>
+          <w:b/>
+          <w:bCs/>
+        </w:rPr>
+        <w:t>Average salary</w:t>
+      </w:r>
+    </w:p>
+    <w:p>
+      <w:r>
+        <w:t>SELECT *</w:t>
+      </w:r>
+      <w:r>
+        <w:t xml:space="preserve"> </w:t>
+      </w:r>
+      <w:r>
+        <w:t>FROM employees</w:t>
+      </w:r>
+      <w:r>
+        <w:t xml:space="preserve"> </w:t>
+      </w:r>
+      <w:r>
+        <w:t>WHERE salary&gt;</w:t>
+      </w:r>
+      <w:r>
+        <w:t xml:space="preserve"> </w:t>
+      </w:r>
+      <w:r>
+        <w:t>(</w:t>
+      </w:r>
+    </w:p>
+    <w:p>
+      <w:r>
+        <w:t>SELECT AVG(salary)</w:t>
+      </w:r>
+    </w:p>
+    <w:p>
+      <w:r>
+        <w:t>FROM employees</w:t>
+      </w:r>
+    </w:p>
+    <w:p>
+      <w:r>
+        <w:t>);</w:t>
+      </w:r>
+    </w:p>
+    <w:p>
+      <w:r>
+        <w:pict w14:anchorId="66CFC798">
+          <v:rect id="_x0000_i1035" style="width:0;height:1.5pt" o:hralign="center" o:hrstd="t" o:hr="t" fillcolor="#a0a0a0" stroked="f"/>
+        </w:pict>
+      </w:r>
+    </w:p>
+    <w:p>
+      <w:r>
+        <w:t>Highest salary</w:t>
+      </w:r>
+    </w:p>
+    <w:p>
+      <w:r>
+        <w:t>SELECT *</w:t>
+      </w:r>
+      <w:r>
+        <w:t xml:space="preserve"> </w:t>
+      </w:r>
+      <w:r>
+        <w:t>FROM employees</w:t>
+      </w:r>
+      <w:r>
+        <w:t xml:space="preserve"> </w:t>
+      </w:r>
+      <w:r>
+        <w:t>WHERE salary=</w:t>
+      </w:r>
+      <w:r>
+        <w:t xml:space="preserve"> </w:t>
+      </w:r>
+      <w:r>
+        <w:t>(</w:t>
+      </w:r>
+    </w:p>
+    <w:p>
+      <w:r>
+        <w:t>SELECT MAX(salary)</w:t>
+      </w:r>
+    </w:p>
+    <w:p>
+      <w:r>
+        <w:t>FROM employees</w:t>
+      </w:r>
+    </w:p>
+    <w:p>
+      <w:r>
+        <w:t>);</w:t>
+      </w:r>
+    </w:p>
+    <w:p>
+      <w:r>
+        <w:pict w14:anchorId="4C28FE7D">
+          <v:rect id="_x0000_i1036" style="width:0;height:1.5pt" o:hralign="center" o:hrstd="t" o:hr="t" fillcolor="#a0a0a0" stroked="f"/>
+        </w:pict>
+      </w:r>
+    </w:p>
+    <w:p>
+      <w:pPr>
+        <w:rPr>
+          <w:b/>
+          <w:bCs/>
+        </w:rPr>
+      </w:pPr>
+    </w:p>
+    <w:p>
+      <w:pPr>
+        <w:rPr>
+          <w:b/>
+          <w:bCs/>
+        </w:rPr>
+      </w:pPr>
+      <w:r>
+        <w:rPr>
+          <w:b/>
+          <w:bCs/>
+        </w:rPr>
         <w:lastRenderedPageBreak/>
-        <w:t>Solve a smaller problem first.</w:t>
-      </w:r>
-    </w:p>
+        <w:t>Employees in IT Department</w:t>
+      </w:r>
+    </w:p>
+    <w:p>
+      <w:r>
+        <w:t>SELECT *</w:t>
+      </w:r>
+      <w:r>
+        <w:t xml:space="preserve"> </w:t>
+      </w:r>
+      <w:r>
+        <w:t>FROM employees</w:t>
+      </w:r>
+    </w:p>
+    <w:p>
+      <w:r>
+        <w:t xml:space="preserve">WHERE </w:t>
+      </w:r>
+      <w:proofErr w:type="spellStart"/>
+      <w:r>
+        <w:t>department_id</w:t>
+      </w:r>
+      <w:proofErr w:type="spellEnd"/>
+      <w:r>
+        <w:t>=(</w:t>
+      </w:r>
+    </w:p>
+    <w:p>
+      <w:r>
+        <w:t xml:space="preserve">SELECT </w:t>
+      </w:r>
+      <w:proofErr w:type="spellStart"/>
+      <w:r>
+        <w:t>department_id</w:t>
+      </w:r>
+      <w:proofErr w:type="spellEnd"/>
+    </w:p>
+    <w:p>
+      <w:r>
+        <w:t>FROM departments</w:t>
+      </w:r>
+    </w:p>
+    <w:p>
+      <w:r>
+        <w:t xml:space="preserve">WHERE </w:t>
+      </w:r>
+      <w:proofErr w:type="spellStart"/>
+      <w:r>
+        <w:t>department_name</w:t>
+      </w:r>
+      <w:proofErr w:type="spellEnd"/>
+      <w:r>
+        <w:t>='IT'</w:t>
+      </w:r>
+    </w:p>
+    <w:p>
+      <w:r>
+        <w:t>);</w:t>
+      </w:r>
+    </w:p>
+    <w:p>
+      <w:pPr>
+        <w:rPr>
+          <w:b/>
+          <w:bCs/>
+          <w:sz w:val="32"/>
+          <w:szCs w:val="32"/>
+        </w:rPr>
+      </w:pPr>
+      <w:r>
+        <w:rPr>
+          <w:b/>
+          <w:bCs/>
+          <w:sz w:val="32"/>
+          <w:szCs w:val="32"/>
+        </w:rPr>
+        <w:t>Multiple Values</w:t>
+      </w:r>
+    </w:p>
+    <w:tbl>
+      <w:tblPr>
+        <w:tblW w:w="0" w:type="auto"/>
+        <w:tblCellSpacing w:w="15" w:type="dxa"/>
+        <w:tblCellMar>
+          <w:top w:w="15" w:type="dxa"/>
+          <w:left w:w="15" w:type="dxa"/>
+          <w:bottom w:w="15" w:type="dxa"/>
+          <w:right w:w="15" w:type="dxa"/>
+        </w:tblCellMar>
+        <w:tblLook w:val="04A0" w:firstRow="1" w:lastRow="0" w:firstColumn="1" w:lastColumn="0" w:noHBand="0" w:noVBand="1"/>
+      </w:tblPr>
+      <w:tblGrid>
+        <w:gridCol w:w="904"/>
+        <w:gridCol w:w="3276"/>
+        <w:gridCol w:w="1520"/>
+        <w:gridCol w:w="2066"/>
+      </w:tblGrid>
+      <w:tr>
+        <w:trPr>
+          <w:tblHeader/>
+          <w:tblCellSpacing w:w="15" w:type="dxa"/>
+        </w:trPr>
+        <w:tc>
+          <w:tcPr>
+            <w:tcW w:w="0" w:type="auto"/>
+            <w:vAlign w:val="center"/>
+            <w:hideMark/>
+          </w:tcPr>
+          <w:p>
+            <w:pPr>
+              <w:rPr>
+                <w:b/>
+                <w:bCs/>
+              </w:rPr>
+            </w:pPr>
+            <w:r>
+              <w:rPr>
+                <w:b/>
+                <w:bCs/>
+              </w:rPr>
+              <w:t>Operator</w:t>
+            </w:r>
+          </w:p>
+        </w:tc>
+        <w:tc>
+          <w:tcPr>
+            <w:tcW w:w="0" w:type="auto"/>
+            <w:vAlign w:val="center"/>
+            <w:hideMark/>
+          </w:tcPr>
+          <w:p>
+            <w:pPr>
+              <w:rPr>
+                <w:b/>
+                <w:bCs/>
+              </w:rPr>
+            </w:pPr>
+            <w:r>
+              <w:rPr>
+                <w:b/>
+                <w:bCs/>
+              </w:rPr>
+              <w:t>Meaning</w:t>
+            </w:r>
+          </w:p>
+        </w:tc>
+        <w:tc>
+          <w:tcPr>
+            <w:tcW w:w="0" w:type="auto"/>
+            <w:vAlign w:val="center"/>
+            <w:hideMark/>
+          </w:tcPr>
+          <w:p>
+            <w:pPr>
+              <w:rPr>
+                <w:b/>
+                <w:bCs/>
+              </w:rPr>
+            </w:pPr>
+            <w:r>
+              <w:rPr>
+                <w:b/>
+                <w:bCs/>
+              </w:rPr>
+              <w:t>Example</w:t>
+            </w:r>
+          </w:p>
+        </w:tc>
+        <w:tc>
+          <w:tcPr>
+            <w:tcW w:w="0" w:type="auto"/>
+            <w:vAlign w:val="center"/>
+            <w:hideMark/>
+          </w:tcPr>
+          <w:p>
+            <w:pPr>
+              <w:rPr>
+                <w:b/>
+                <w:bCs/>
+              </w:rPr>
+            </w:pPr>
+            <w:r>
+              <w:rPr>
+                <w:b/>
+                <w:bCs/>
+              </w:rPr>
+              <w:t>Simple understanding</w:t>
+            </w:r>
+          </w:p>
+        </w:tc>
+      </w:tr>
+      <w:tr>
+        <w:trPr>
+          <w:tblCellSpacing w:w="15" w:type="dxa"/>
+        </w:trPr>
+        <w:tc>
+          <w:tcPr>
+            <w:tcW w:w="0" w:type="auto"/>
+            <w:vAlign w:val="center"/>
+            <w:hideMark/>
+          </w:tcPr>
+          <w:p>
+            <w:r>
+              <w:rPr>
+                <w:b/>
+                <w:bCs/>
+              </w:rPr>
+              <w:t>IN</w:t>
+            </w:r>
+          </w:p>
+        </w:tc>
+        <w:tc>
+          <w:tcPr>
+            <w:tcW w:w="0" w:type="auto"/>
+            <w:vAlign w:val="center"/>
+            <w:hideMark/>
+          </w:tcPr>
+          <w:p>
+            <w:r>
+              <w:t>Matches one of the values</w:t>
+            </w:r>
+          </w:p>
+        </w:tc>
+        <w:tc>
+          <w:tcPr>
+            <w:tcW w:w="0" w:type="auto"/>
+            <w:vAlign w:val="center"/>
+            <w:hideMark/>
+          </w:tcPr>
+          <w:p>
+            <w:r>
+              <w:t>salary IN (...)</w:t>
+            </w:r>
+          </w:p>
+        </w:tc>
+        <w:tc>
+          <w:tcPr>
+            <w:tcW w:w="0" w:type="auto"/>
+            <w:vAlign w:val="center"/>
+            <w:hideMark/>
+          </w:tcPr>
+          <w:p>
+            <w:r>
+              <w:rPr>
+                <w:b/>
+                <w:bCs/>
+              </w:rPr>
+              <w:t>ONE OF THEM</w:t>
+            </w:r>
+          </w:p>
+        </w:tc>
+      </w:tr>
+      <w:tr>
+        <w:trPr>
+          <w:tblCellSpacing w:w="15" w:type="dxa"/>
+        </w:trPr>
+        <w:tc>
+          <w:tcPr>
+            <w:tcW w:w="0" w:type="auto"/>
+            <w:vAlign w:val="center"/>
+            <w:hideMark/>
+          </w:tcPr>
+          <w:p>
+            <w:r>
+              <w:rPr>
+                <w:b/>
+                <w:bCs/>
+              </w:rPr>
+              <w:t>ANY</w:t>
+            </w:r>
+          </w:p>
+        </w:tc>
+        <w:tc>
+          <w:tcPr>
+            <w:tcW w:w="0" w:type="auto"/>
+            <w:vAlign w:val="center"/>
+            <w:hideMark/>
+          </w:tcPr>
+          <w:p>
+            <w:r>
+              <w:t>Condition true for at least one value</w:t>
+            </w:r>
+          </w:p>
+        </w:tc>
+        <w:tc>
+          <w:tcPr>
+            <w:tcW w:w="0" w:type="auto"/>
+            <w:vAlign w:val="center"/>
+            <w:hideMark/>
+          </w:tcPr>
+          <w:p>
+            <w:r>
+              <w:t>salary &gt; ANY (...)</w:t>
+            </w:r>
+          </w:p>
+        </w:tc>
+        <w:tc>
+          <w:tcPr>
+            <w:tcW w:w="0" w:type="auto"/>
+            <w:vAlign w:val="center"/>
+            <w:hideMark/>
+          </w:tcPr>
+          <w:p>
+            <w:r>
+              <w:rPr>
+                <w:b/>
+                <w:bCs/>
+              </w:rPr>
+              <w:t>AT LEAST ONE</w:t>
+            </w:r>
+          </w:p>
+        </w:tc>
+      </w:tr>
+      <w:tr>
+        <w:trPr>
+          <w:tblCellSpacing w:w="15" w:type="dxa"/>
+        </w:trPr>
+        <w:tc>
+          <w:tcPr>
+            <w:tcW w:w="0" w:type="auto"/>
+            <w:vAlign w:val="center"/>
+            <w:hideMark/>
+          </w:tcPr>
+          <w:p>
+            <w:r>
+              <w:rPr>
+                <w:b/>
+                <w:bCs/>
+              </w:rPr>
+              <w:t>ALL</w:t>
+            </w:r>
+          </w:p>
+        </w:tc>
+        <w:tc>
+          <w:tcPr>
+            <w:tcW w:w="0" w:type="auto"/>
+            <w:vAlign w:val="center"/>
+            <w:hideMark/>
+          </w:tcPr>
+          <w:p>
+            <w:r>
+              <w:t>Condition true for every value</w:t>
+            </w:r>
+          </w:p>
+        </w:tc>
+        <w:tc>
+          <w:tcPr>
+            <w:tcW w:w="0" w:type="auto"/>
+            <w:vAlign w:val="center"/>
+            <w:hideMark/>
+          </w:tcPr>
+          <w:p>
+            <w:r>
+              <w:t>salary &gt; ALL (...)</w:t>
+            </w:r>
+          </w:p>
+        </w:tc>
+        <w:tc>
+          <w:tcPr>
+            <w:tcW w:w="0" w:type="auto"/>
+            <w:vAlign w:val="center"/>
+            <w:hideMark/>
+          </w:tcPr>
+          <w:p>
+            <w:r>
+              <w:rPr>
+                <w:b/>
+                <w:bCs/>
+              </w:rPr>
+              <w:t>EVERY ONE</w:t>
+            </w:r>
+          </w:p>
+        </w:tc>
+      </w:tr>
+    </w:tbl>
     <w:p/>
     <w:p>
       <w:pPr>
@@ -2839,58 +3346,59 @@
           <w:b/>
           <w:bCs/>
         </w:rPr>
-        <w:t>Example</w:t>
-      </w:r>
-    </w:p>
-    <w:p>
-      <w:pPr>
-        <w:rPr>
-          <w:b/>
-          <w:bCs/>
-        </w:rPr>
-      </w:pPr>
-      <w:r>
-        <w:rPr>
-          <w:b/>
-          <w:bCs/>
-        </w:rPr>
-        <w:t>Who earns more than Abel?</w:t>
-      </w:r>
-    </w:p>
-    <w:p>
-      <w:pPr>
-        <w:rPr>
-          <w:b/>
-          <w:bCs/>
-        </w:rPr>
-      </w:pPr>
-      <w:r>
-        <w:rPr>
-          <w:b/>
-          <w:bCs/>
-        </w:rPr>
-        <w:t>Step 1</w:t>
-      </w:r>
-    </w:p>
-    <w:p>
-      <w:pPr>
-        <w:rPr>
-          <w:b/>
-          <w:bCs/>
-        </w:rPr>
-      </w:pPr>
-      <w:r>
-        <w:rPr>
-          <w:b/>
-          <w:bCs/>
-        </w:rPr>
-        <w:t>Find Abel's salary.</w:t>
-      </w:r>
-    </w:p>
-    <w:p>
-      <w:r>
-        <w:t>SELECT salary</w:t>
-      </w:r>
+        <w:t>Multiple values</w:t>
+      </w:r>
+      <w:r>
+        <w:rPr>
+          <w:b/>
+          <w:bCs/>
+        </w:rPr>
+        <w:t xml:space="preserve"> IN operator</w:t>
+      </w:r>
+    </w:p>
+    <w:p>
+      <w:r>
+        <w:t>IN — Single Subquery</w:t>
+      </w:r>
+    </w:p>
+    <w:p>
+      <w:r>
+        <w:rPr>
+          <w:b/>
+          <w:bCs/>
+        </w:rPr>
+        <w:t>Question:</w:t>
+      </w:r>
+      <w:r>
+        <w:br/>
+        <w:t>Find employees who work in the same departments as employees whose salary is greater than 10000.</w:t>
+      </w:r>
+    </w:p>
+    <w:p>
+      <w:r>
+        <w:t xml:space="preserve">SELECT </w:t>
+      </w:r>
+      <w:proofErr w:type="spellStart"/>
+      <w:r>
+        <w:t>employee_id</w:t>
+      </w:r>
+      <w:proofErr w:type="spellEnd"/>
+      <w:r>
+        <w:t xml:space="preserve">, </w:t>
+      </w:r>
+      <w:proofErr w:type="spellStart"/>
+      <w:r>
+        <w:t>first_name</w:t>
+      </w:r>
+      <w:proofErr w:type="spellEnd"/>
+      <w:r>
+        <w:t xml:space="preserve">, </w:t>
+      </w:r>
+      <w:proofErr w:type="spellStart"/>
+      <w:r>
+        <w:t>department_id</w:t>
+      </w:r>
+      <w:proofErr w:type="spellEnd"/>
     </w:p>
     <w:p>
       <w:r>
@@ -2903,428 +3411,453 @@
       </w:r>
       <w:proofErr w:type="spellStart"/>
       <w:r>
+        <w:t>department_id</w:t>
+      </w:r>
+      <w:proofErr w:type="spellEnd"/>
+      <w:r>
+        <w:t xml:space="preserve"> IN</w:t>
+      </w:r>
+    </w:p>
+    <w:p>
+      <w:r>
+        <w:t>(</w:t>
+      </w:r>
+    </w:p>
+    <w:p>
+      <w:r>
+        <w:t xml:space="preserve">    SELECT </w:t>
+      </w:r>
+      <w:proofErr w:type="spellStart"/>
+      <w:r>
+        <w:t>department_id</w:t>
+      </w:r>
+      <w:proofErr w:type="spellEnd"/>
+    </w:p>
+    <w:p>
+      <w:r>
+        <w:t xml:space="preserve">    FROM employees</w:t>
+      </w:r>
+    </w:p>
+    <w:p>
+      <w:r>
+        <w:t xml:space="preserve">    WHERE salary &gt; 10000</w:t>
+      </w:r>
+    </w:p>
+    <w:p>
+      <w:r>
+        <w:t>);</w:t>
+      </w:r>
+    </w:p>
+    <w:p>
+      <w:pPr>
+        <w:rPr>
+          <w:b/>
+          <w:bCs/>
+        </w:rPr>
+      </w:pPr>
+    </w:p>
+    <w:p>
+      <w:pPr>
+        <w:rPr>
+          <w:b/>
+          <w:bCs/>
+          <w:sz w:val="28"/>
+          <w:szCs w:val="28"/>
+        </w:rPr>
+      </w:pPr>
+      <w:r>
+        <w:rPr>
+          <w:b/>
+          <w:bCs/>
+          <w:sz w:val="28"/>
+          <w:szCs w:val="28"/>
+        </w:rPr>
+        <w:t>ANY</w:t>
+      </w:r>
+    </w:p>
+    <w:p>
+      <w:pPr>
+        <w:rPr>
+          <w:b/>
+          <w:bCs/>
+        </w:rPr>
+      </w:pPr>
+      <w:r>
+        <w:rPr>
+          <w:b/>
+          <w:bCs/>
+        </w:rPr>
+        <w:t>Find employees whose salary is greater than at least one employee in department 60.</w:t>
+      </w:r>
+    </w:p>
+    <w:p>
+      <w:pPr>
+        <w:rPr>
+          <w:b/>
+          <w:bCs/>
+        </w:rPr>
+      </w:pPr>
+      <w:r>
+        <w:rPr>
+          <w:b/>
+          <w:bCs/>
+        </w:rPr>
+        <w:t xml:space="preserve">SELECT </w:t>
+      </w:r>
+      <w:proofErr w:type="spellStart"/>
+      <w:r>
+        <w:rPr>
+          <w:b/>
+          <w:bCs/>
+        </w:rPr>
+        <w:t>employee_id</w:t>
+      </w:r>
+      <w:proofErr w:type="spellEnd"/>
+      <w:r>
+        <w:rPr>
+          <w:b/>
+          <w:bCs/>
+        </w:rPr>
+        <w:t xml:space="preserve">, </w:t>
+      </w:r>
+      <w:proofErr w:type="spellStart"/>
+      <w:r>
+        <w:rPr>
+          <w:b/>
+          <w:bCs/>
+        </w:rPr>
         <w:t>first_name</w:t>
       </w:r>
       <w:proofErr w:type="spellEnd"/>
       <w:r>
-        <w:t>='Abel';</w:t>
-      </w:r>
-    </w:p>
-    <w:p>
-      <w:r>
-        <w:t>Suppose</w:t>
-      </w:r>
-    </w:p>
-    <w:p>
-      <w:r>
-        <w:t>11000</w:t>
-      </w:r>
-    </w:p>
-    <w:p>
-      <w:r>
-        <w:t>Step 2</w:t>
-      </w:r>
-    </w:p>
-    <w:p>
-      <w:r>
-        <w:t>Find employees earning more.</w:t>
-      </w:r>
-    </w:p>
-    <w:p>
-      <w:r>
-        <w:t>SELECT *</w:t>
-      </w:r>
-    </w:p>
-    <w:p>
-      <w:r>
+        <w:rPr>
+          <w:b/>
+          <w:bCs/>
+        </w:rPr>
+        <w:t>, salary</w:t>
+      </w:r>
+    </w:p>
+    <w:p>
+      <w:pPr>
+        <w:rPr>
+          <w:b/>
+          <w:bCs/>
+        </w:rPr>
+      </w:pPr>
+      <w:r>
+        <w:rPr>
+          <w:b/>
+          <w:bCs/>
+        </w:rPr>
         <w:t>FROM employees</w:t>
       </w:r>
     </w:p>
     <w:p>
-      <w:r>
-        <w:t>WHERE salary&gt;</w:t>
-      </w:r>
-    </w:p>
-    <w:p>
-      <w:r>
+      <w:pPr>
+        <w:rPr>
+          <w:b/>
+          <w:bCs/>
+        </w:rPr>
+      </w:pPr>
+      <w:r>
+        <w:rPr>
+          <w:b/>
+          <w:bCs/>
+        </w:rPr>
+        <w:lastRenderedPageBreak/>
+        <w:t>WHERE salary &gt; ANY</w:t>
+      </w:r>
+    </w:p>
+    <w:p>
+      <w:pPr>
+        <w:rPr>
+          <w:b/>
+          <w:bCs/>
+        </w:rPr>
+      </w:pPr>
+      <w:r>
+        <w:rPr>
+          <w:b/>
+          <w:bCs/>
+        </w:rPr>
         <w:t>(</w:t>
       </w:r>
     </w:p>
     <w:p>
-      <w:r>
-        <w:t>SELECT salary</w:t>
-      </w:r>
-    </w:p>
-    <w:p>
-      <w:r>
+      <w:pPr>
+        <w:rPr>
+          <w:b/>
+          <w:bCs/>
+        </w:rPr>
+      </w:pPr>
+      <w:r>
+        <w:rPr>
+          <w:b/>
+          <w:bCs/>
+        </w:rPr>
+        <w:t xml:space="preserve">    SELECT salary</w:t>
+      </w:r>
+    </w:p>
+    <w:p>
+      <w:pPr>
+        <w:rPr>
+          <w:b/>
+          <w:bCs/>
+        </w:rPr>
+      </w:pPr>
+      <w:r>
+        <w:rPr>
+          <w:b/>
+          <w:bCs/>
+        </w:rPr>
+        <w:t xml:space="preserve">    FROM employees</w:t>
+      </w:r>
+    </w:p>
+    <w:p>
+      <w:pPr>
+        <w:rPr>
+          <w:b/>
+          <w:bCs/>
+        </w:rPr>
+      </w:pPr>
+      <w:r>
+        <w:rPr>
+          <w:b/>
+          <w:bCs/>
+        </w:rPr>
+        <w:t xml:space="preserve">    WHERE </w:t>
+      </w:r>
+      <w:proofErr w:type="spellStart"/>
+      <w:r>
+        <w:rPr>
+          <w:b/>
+          <w:bCs/>
+        </w:rPr>
+        <w:t>department_id</w:t>
+      </w:r>
+      <w:proofErr w:type="spellEnd"/>
+      <w:r>
+        <w:rPr>
+          <w:b/>
+          <w:bCs/>
+        </w:rPr>
+        <w:t xml:space="preserve"> = 60</w:t>
+      </w:r>
+    </w:p>
+    <w:p>
+      <w:pPr>
+        <w:rPr>
+          <w:b/>
+          <w:bCs/>
+        </w:rPr>
+      </w:pPr>
+      <w:r>
+        <w:rPr>
+          <w:b/>
+          <w:bCs/>
+        </w:rPr>
+        <w:t>);</w:t>
+      </w:r>
+    </w:p>
+    <w:p>
+      <w:pPr>
+        <w:rPr>
+          <w:b/>
+          <w:bCs/>
+        </w:rPr>
+      </w:pPr>
+      <w:r>
+        <w:rPr>
+          <w:b/>
+          <w:bCs/>
+        </w:rPr>
+        <w:t>ALL</w:t>
+      </w:r>
+    </w:p>
+    <w:p>
+      <w:pPr>
+        <w:rPr>
+          <w:b/>
+          <w:bCs/>
+        </w:rPr>
+      </w:pPr>
+      <w:r>
+        <w:rPr>
+          <w:b/>
+          <w:bCs/>
+        </w:rPr>
+        <w:t>Find employees whose salary is greater than every employee in department 60.</w:t>
+      </w:r>
+    </w:p>
+    <w:p>
+      <w:pPr>
+        <w:rPr>
+          <w:b/>
+          <w:bCs/>
+        </w:rPr>
+      </w:pPr>
+      <w:r>
+        <w:rPr>
+          <w:b/>
+          <w:bCs/>
+        </w:rPr>
+        <w:t xml:space="preserve">SELECT </w:t>
+      </w:r>
+      <w:proofErr w:type="spellStart"/>
+      <w:r>
+        <w:rPr>
+          <w:b/>
+          <w:bCs/>
+        </w:rPr>
+        <w:t>employee_id</w:t>
+      </w:r>
+      <w:proofErr w:type="spellEnd"/>
+      <w:r>
+        <w:rPr>
+          <w:b/>
+          <w:bCs/>
+        </w:rPr>
+        <w:t xml:space="preserve">, </w:t>
+      </w:r>
+      <w:proofErr w:type="spellStart"/>
+      <w:r>
+        <w:rPr>
+          <w:b/>
+          <w:bCs/>
+        </w:rPr>
+        <w:t>first_name</w:t>
+      </w:r>
+      <w:proofErr w:type="spellEnd"/>
+      <w:r>
+        <w:rPr>
+          <w:b/>
+          <w:bCs/>
+        </w:rPr>
+        <w:t>, salary</w:t>
+      </w:r>
+    </w:p>
+    <w:p>
+      <w:pPr>
+        <w:rPr>
+          <w:b/>
+          <w:bCs/>
+        </w:rPr>
+      </w:pPr>
+      <w:r>
+        <w:rPr>
+          <w:b/>
+          <w:bCs/>
+        </w:rPr>
         <w:t>FROM employees</w:t>
       </w:r>
     </w:p>
     <w:p>
-      <w:r>
-        <w:t xml:space="preserve">WHERE </w:t>
-      </w:r>
-      <w:proofErr w:type="spellStart"/>
-      <w:r>
-        <w:t>first_name</w:t>
-      </w:r>
-      <w:proofErr w:type="spellEnd"/>
-      <w:r>
-        <w:t>='Abel'</w:t>
-      </w:r>
-    </w:p>
-    <w:p>
-      <w:r>
+      <w:pPr>
+        <w:rPr>
+          <w:b/>
+          <w:bCs/>
+        </w:rPr>
+      </w:pPr>
+      <w:r>
+        <w:rPr>
+          <w:b/>
+          <w:bCs/>
+        </w:rPr>
+        <w:t>WHERE salary &gt; ALL</w:t>
+      </w:r>
+    </w:p>
+    <w:p>
+      <w:pPr>
+        <w:rPr>
+          <w:b/>
+          <w:bCs/>
+        </w:rPr>
+      </w:pPr>
+      <w:r>
+        <w:rPr>
+          <w:b/>
+          <w:bCs/>
+        </w:rPr>
+        <w:t>(</w:t>
+      </w:r>
+    </w:p>
+    <w:p>
+      <w:pPr>
+        <w:rPr>
+          <w:b/>
+          <w:bCs/>
+        </w:rPr>
+      </w:pPr>
+      <w:r>
+        <w:rPr>
+          <w:b/>
+          <w:bCs/>
+        </w:rPr>
+        <w:t xml:space="preserve">    SELECT salary</w:t>
+      </w:r>
+    </w:p>
+    <w:p>
+      <w:pPr>
+        <w:rPr>
+          <w:b/>
+          <w:bCs/>
+        </w:rPr>
+      </w:pPr>
+      <w:r>
+        <w:rPr>
+          <w:b/>
+          <w:bCs/>
+        </w:rPr>
+        <w:t xml:space="preserve">    FROM employees</w:t>
+      </w:r>
+    </w:p>
+    <w:p>
+      <w:pPr>
+        <w:rPr>
+          <w:b/>
+          <w:bCs/>
+        </w:rPr>
+      </w:pPr>
+      <w:r>
+        <w:rPr>
+          <w:b/>
+          <w:bCs/>
+        </w:rPr>
+        <w:t xml:space="preserve">    WHERE </w:t>
+      </w:r>
+      <w:proofErr w:type="spellStart"/>
+      <w:r>
+        <w:rPr>
+          <w:b/>
+          <w:bCs/>
+        </w:rPr>
+        <w:t>department_id</w:t>
+      </w:r>
+      <w:proofErr w:type="spellEnd"/>
+      <w:r>
+        <w:rPr>
+          <w:b/>
+          <w:bCs/>
+        </w:rPr>
+        <w:t xml:space="preserve"> = 60</w:t>
+      </w:r>
+    </w:p>
+    <w:p>
+      <w:pPr>
+        <w:rPr>
+          <w:b/>
+          <w:bCs/>
+        </w:rPr>
+      </w:pPr>
+      <w:r>
+        <w:rPr>
+          <w:b/>
+          <w:bCs/>
+        </w:rPr>
         <w:t>);</w:t>
       </w:r>
     </w:p>
     <w:p/>
-    <w:p>
-      <w:pPr>
-        <w:rPr>
-          <w:b/>
-          <w:bCs/>
-        </w:rPr>
-      </w:pPr>
-      <w:r>
-        <w:rPr>
-          <w:b/>
-          <w:bCs/>
-        </w:rPr>
-        <w:t>Average salary</w:t>
-      </w:r>
-    </w:p>
-    <w:p>
-      <w:r>
-        <w:t>SELECT *</w:t>
-      </w:r>
-    </w:p>
-    <w:p>
-      <w:r>
-        <w:t>FROM employees</w:t>
-      </w:r>
-    </w:p>
-    <w:p>
-      <w:r>
-        <w:t>WHERE salary&gt;</w:t>
-      </w:r>
-    </w:p>
-    <w:p>
-      <w:r>
-        <w:t>(</w:t>
-      </w:r>
-    </w:p>
-    <w:p>
-      <w:r>
-        <w:t xml:space="preserve">SELECT </w:t>
-      </w:r>
-      <w:proofErr w:type="gramStart"/>
-      <w:r>
-        <w:t>AVG(</w:t>
-      </w:r>
-      <w:proofErr w:type="gramEnd"/>
-      <w:r>
-        <w:t>salary)</w:t>
-      </w:r>
-    </w:p>
-    <w:p>
-      <w:r>
-        <w:t>FROM employees</w:t>
-      </w:r>
-    </w:p>
-    <w:p>
-      <w:r>
-        <w:t>);</w:t>
-      </w:r>
-    </w:p>
-    <w:p>
-      <w:r>
-        <w:pict w14:anchorId="66CFC798">
-          <v:rect id="_x0000_i1038" style="width:0;height:1.5pt" o:hralign="center" o:hrstd="t" o:hr="t" fillcolor="#a0a0a0" stroked="f"/>
-        </w:pict>
-      </w:r>
-    </w:p>
-    <w:p>
-      <w:r>
-        <w:lastRenderedPageBreak/>
-        <w:t>Highest salary</w:t>
-      </w:r>
-    </w:p>
-    <w:p>
-      <w:r>
-        <w:t>SELECT *</w:t>
-      </w:r>
-    </w:p>
-    <w:p>
-      <w:r>
-        <w:t>FROM employees</w:t>
-      </w:r>
-    </w:p>
-    <w:p>
-      <w:r>
-        <w:t>WHERE salary=</w:t>
-      </w:r>
-    </w:p>
-    <w:p>
-      <w:r>
-        <w:t>(</w:t>
-      </w:r>
-    </w:p>
-    <w:p>
-      <w:r>
-        <w:t xml:space="preserve">SELECT </w:t>
-      </w:r>
-      <w:proofErr w:type="gramStart"/>
-      <w:r>
-        <w:t>MAX(</w:t>
-      </w:r>
-      <w:proofErr w:type="gramEnd"/>
-      <w:r>
-        <w:t>salary)</w:t>
-      </w:r>
-    </w:p>
-    <w:p>
-      <w:r>
-        <w:t>FROM employees</w:t>
-      </w:r>
-    </w:p>
-    <w:p>
-      <w:r>
-        <w:t>);</w:t>
-      </w:r>
-    </w:p>
-    <w:p>
-      <w:r>
-        <w:pict w14:anchorId="4C28FE7D">
-          <v:rect id="_x0000_i1039" style="width:0;height:1.5pt" o:hralign="center" o:hrstd="t" o:hr="t" fillcolor="#a0a0a0" stroked="f"/>
-        </w:pict>
-      </w:r>
-    </w:p>
-    <w:p>
-      <w:pPr>
-        <w:rPr>
-          <w:b/>
-          <w:bCs/>
-        </w:rPr>
-      </w:pPr>
-      <w:r>
-        <w:rPr>
-          <w:b/>
-          <w:bCs/>
-        </w:rPr>
-        <w:t>Employees in IT Department</w:t>
-      </w:r>
-    </w:p>
-    <w:p>
-      <w:r>
-        <w:t>SELECT *</w:t>
-      </w:r>
-    </w:p>
-    <w:p>
-      <w:r>
-        <w:t>FROM employees</w:t>
-      </w:r>
-    </w:p>
-    <w:p>
-      <w:r>
-        <w:t xml:space="preserve">WHERE </w:t>
-      </w:r>
-      <w:proofErr w:type="spellStart"/>
-      <w:r>
-        <w:t>department_id</w:t>
-      </w:r>
-      <w:proofErr w:type="spellEnd"/>
-      <w:r>
-        <w:t>=</w:t>
-      </w:r>
-    </w:p>
-    <w:p>
-      <w:r>
-        <w:t>(</w:t>
-      </w:r>
-    </w:p>
-    <w:p>
-      <w:r>
-        <w:t xml:space="preserve">SELECT </w:t>
-      </w:r>
-      <w:proofErr w:type="spellStart"/>
-      <w:r>
-        <w:t>department_id</w:t>
-      </w:r>
-      <w:proofErr w:type="spellEnd"/>
-    </w:p>
-    <w:p>
-      <w:r>
-        <w:t>FROM departments</w:t>
-      </w:r>
-    </w:p>
-    <w:p>
-      <w:r>
-        <w:t xml:space="preserve">WHERE </w:t>
-      </w:r>
-      <w:proofErr w:type="spellStart"/>
-      <w:r>
-        <w:t>department_name</w:t>
-      </w:r>
-      <w:proofErr w:type="spellEnd"/>
-      <w:r>
-        <w:t>='IT'</w:t>
-      </w:r>
-    </w:p>
-    <w:p>
-      <w:r>
-        <w:t>);</w:t>
-      </w:r>
-    </w:p>
-    <w:p/>
-    <w:p>
-      <w:pPr>
-        <w:rPr>
-          <w:b/>
-          <w:bCs/>
-        </w:rPr>
-      </w:pPr>
-      <w:r>
-        <w:rPr>
-          <w:b/>
-          <w:bCs/>
-        </w:rPr>
-        <w:t>Multiple values</w:t>
-      </w:r>
-    </w:p>
-    <w:p>
-      <w:r>
-        <w:t>Departments located in Seattle</w:t>
-      </w:r>
-    </w:p>
-    <w:p>
-      <w:r>
-        <w:t>SELECT *</w:t>
-      </w:r>
-    </w:p>
-    <w:p>
-      <w:r>
-        <w:t>FROM employees</w:t>
-      </w:r>
-    </w:p>
-    <w:p>
-      <w:r>
-        <w:t xml:space="preserve">WHERE </w:t>
-      </w:r>
-      <w:proofErr w:type="spellStart"/>
-      <w:r>
-        <w:t>department_id</w:t>
-      </w:r>
-      <w:proofErr w:type="spellEnd"/>
-      <w:r>
-        <w:t xml:space="preserve"> IN</w:t>
-      </w:r>
-    </w:p>
-    <w:p>
-      <w:r>
-        <w:t>(</w:t>
-      </w:r>
-    </w:p>
-    <w:p>
-      <w:r>
-        <w:t xml:space="preserve">SELECT </w:t>
-      </w:r>
-      <w:proofErr w:type="spellStart"/>
-      <w:r>
-        <w:t>department_id</w:t>
-      </w:r>
-      <w:proofErr w:type="spellEnd"/>
-    </w:p>
-    <w:p>
-      <w:r>
-        <w:t>FROM departments</w:t>
-      </w:r>
-    </w:p>
-    <w:p>
-      <w:r>
-        <w:t xml:space="preserve">WHERE </w:t>
-      </w:r>
-      <w:proofErr w:type="spellStart"/>
-      <w:r>
-        <w:t>location_id</w:t>
-      </w:r>
-      <w:proofErr w:type="spellEnd"/>
-      <w:r>
-        <w:t>=</w:t>
-      </w:r>
-    </w:p>
-    <w:p>
-      <w:r>
-        <w:t>(</w:t>
-      </w:r>
-    </w:p>
-    <w:p>
-      <w:r>
-        <w:t xml:space="preserve">SELECT </w:t>
-      </w:r>
-      <w:proofErr w:type="spellStart"/>
-      <w:r>
-        <w:t>location_id</w:t>
-      </w:r>
-      <w:proofErr w:type="spellEnd"/>
-    </w:p>
-    <w:p>
-      <w:r>
-        <w:t>FROM locations</w:t>
-      </w:r>
-    </w:p>
-    <w:p>
-      <w:r>
-        <w:lastRenderedPageBreak/>
-        <w:t>WHERE city='Seattle'</w:t>
-      </w:r>
-    </w:p>
-    <w:p>
-      <w:r>
-        <w:t>)</w:t>
-      </w:r>
-    </w:p>
-    <w:p>
-      <w:r>
-        <w:t>);</w:t>
-      </w:r>
-    </w:p>
-    <w:p/>
-    <w:p>
-      <w:pPr>
-        <w:rPr>
-          <w:b/>
-          <w:bCs/>
-        </w:rPr>
-      </w:pPr>
-      <w:r>
-        <w:rPr>
-          <w:b/>
-          <w:bCs/>
-        </w:rPr>
-        <w:t>Remember</w:t>
-      </w:r>
-    </w:p>
-    <w:p>
-      <w:r>
-        <w:t>Single value</w:t>
-      </w:r>
-    </w:p>
-    <w:p>
-      <w:r>
-        <w:t>=</w:t>
-      </w:r>
-    </w:p>
-    <w:p>
-      <w:r>
-        <w:t>Multiple values</w:t>
-      </w:r>
-    </w:p>
-    <w:p>
-      <w:r>
-        <w:t>IN</w:t>
-      </w:r>
-    </w:p>
     <w:p/>
     <w:p>
       <w:r>
@@ -3465,6 +3998,7 @@
         </w:numPr>
       </w:pPr>
       <w:r>
+        <w:lastRenderedPageBreak/>
         <w:t xml:space="preserve">Departments having more than five employees. </w:t>
       </w:r>
     </w:p>
@@ -5250,7 +5784,6 @@
   <w:style w:type="character" w:default="1" w:styleId="DefaultParagraphFont">
     <w:name w:val="Default Paragraph Font"/>
     <w:uiPriority w:val="1"/>
-    <w:semiHidden/>
     <w:unhideWhenUsed/>
   </w:style>
   <w:style w:type="table" w:default="1" w:styleId="TableNormal">
